--- a/docs/projet-cgm-phase1/Etude de precedents.docx
+++ b/docs/projet-cgm-phase1/Etude de precedents.docx
@@ -1,1395 +1,1384 @@
 
 <file path=word/document.xml><?xml version="1.0" encoding="utf-8"?>
-<document xmlns="http://schemas.openxmlformats.org/wordprocessingml/2006/main" xmlns:ns1="http://schemas.openxmlformats.org/markup-compatibility/2006" xmlns:ns2="http://schemas.microsoft.com/office/word/2010/wordml" ns1:Ignorable="w14 w15 w16se w16cid w16 w16cex w16sdtdh w16sdtfl w16du wp14">
-  <body>
-    <p ns2:paraId="35255A2A" ns2:textId="0D26D928" rsidR="0028214A" rsidRPr="00B5571C" rsidRDefault="00C969FD" rsidP="00C969FD">
-      <pPr>
-        <jc val="center"/>
-        <rPr>
-          <rFonts ascii="Arial Nova" hAnsi="Arial Nova" cs="Times New Roman"/>
-          <b/>
-          <sz val="24"/>
-          <szCs val="24"/>
-        </rPr>
-      </pPr>
-      <r rsidRPr="00B5571C">
-        <rPr>
-          <rFonts ascii="Arial Nova" hAnsi="Arial Nova" cs="Times New Roman"/>
-          <b/>
-          <sz val="24"/>
-          <szCs val="24"/>
-        </rPr>
-        <t>ÉTUDE DE PRÉCÉDENTS</t>
-      </r>
-    </p>
-    <p ns2:paraId="697444F9" ns2:textId="77777777" rsidR="002C3075" rsidRPr="00B5571C" rsidRDefault="002C3075" rsidP="00340C21">
-      <pPr>
-        <rPr>
-          <rFonts ascii="Arial Nova" hAnsi="Arial Nova" cs="Times New Roman"/>
-          <bCs/>
-          <sz val="28"/>
-          <szCs val="28"/>
-        </rPr>
-      </pPr>
-    </p>
-    <tbl>
-      <tblPr>
-        <tblStyle val="Grilledetableauclaire"/>
-        <tblW w="8647" type="dxa"/>
-        <tblBorders>
-          <top val="none" sz="0" space="0" color="auto"/>
-          <left val="none" sz="0" space="0" color="auto"/>
-          <bottom val="none" sz="0" space="0" color="auto"/>
-          <right val="none" sz="0" space="0" color="auto"/>
-          <insideH val="none" sz="0" space="0" color="auto"/>
-          <insideV val="none" sz="0" space="0" color="auto"/>
-        </tblBorders>
-        <tblLook val="04A0" firstRow="1" lastRow="0" firstColumn="1" lastColumn="0" noHBand="0" noVBand="1"/>
-      </tblPr>
-      <tblGrid>
-        <gridCol w="4081"/>
-        <gridCol w="4566"/>
-      </tblGrid>
-      <tr rsidR="00A34931" rsidRPr="00B5571C" ns2:paraId="23A8A88D" ns2:textId="77777777" rsidTr="00D36B15">
-        <tc>
-          <tcPr>
-            <tcW w="4081" type="dxa"/>
-          </tcPr>
-          <p ns2:paraId="66ABD3DA" ns2:textId="2A2A0D6F" rsidR="00A34931" rsidRPr="00B5571C" rsidRDefault="00E60FA6" rsidP="00AD2F9E">
-            <pPr>
-              <spacing after="120" line="276" lineRule="auto"/>
-              <rPr>
-                <rFonts ascii="Arial Nova" hAnsi="Arial Nova" cs="Times New Roman"/>
-                <bCs/>
-                <i/>
-                <iCs/>
-                <sz val="24"/>
-                <szCs val="24"/>
-              </rPr>
-            </pPr>
-            <r rsidRPr="00B5571C">
-              <rPr>
-                <rFonts ascii="Arial Nova" hAnsi="Arial Nova" cs="Times New Roman"/>
-                <bCs/>
-                <i/>
-                <iCs/>
-                <color val="A6A6A6" themeColor="background1" themeShade="A6"/>
-                <sz val="24"/>
-                <szCs val="24"/>
-              </rPr>
-              <t>Placer votre image #</t>
-            </r>
-            <r rsidR="00A52381" rsidRPr="00B5571C">
-              <rPr>
-                <rFonts ascii="Arial Nova" hAnsi="Arial Nova" cs="Times New Roman"/>
-                <bCs/>
-                <i/>
-                <iCs/>
-                <color val="A6A6A6" themeColor="background1" themeShade="A6"/>
-                <sz val="24"/>
-                <szCs val="24"/>
-              </rPr>
-              <t>1</t>
-            </r>
-            <r rsidRPr="00B5571C">
-              <rPr>
-                <rFonts ascii="Arial Nova" hAnsi="Arial Nova" cs="Times New Roman"/>
-                <bCs/>
-                <i/>
-                <iCs/>
-                <color val="A6A6A6" themeColor="background1" themeShade="A6"/>
-                <sz val="24"/>
-                <szCs val="24"/>
-              </rPr>
-              <t xml:space="preserve"> ici</t>
-            </r>
-          </p>
-        </tc>
-        <tc>
-          <tcPr>
-            <tcW w="4566" type="dxa"/>
-            <vAlign val="center"/>
-          </tcPr>
-          <p ns2:paraId="6643B63B" ns2:textId="77777777" rsidR="00A34931" rsidRPr="00BC37A7" rsidRDefault="00D36B15" rsidP="00D36B15">
-            <pPr>
-              <pStyle val="Paragraphedeliste"/>
-              <numPr>
-                <ilvl val="0"/>
-                <numId val="8"/>
-              </numPr>
-              <spacing after="120" line="480" lineRule="auto"/>
-              <ind left="346"/>
-              <rPr>
-                <rFonts ascii="Arial Nova" hAnsi="Arial Nova" cs="Times New Roman"/>
-                <bCs/>
-                <szCs val="22"/>
-                <highlight val="yellow"/>
-              </rPr>
-            </pPr>
-            <r rsidRPr="00BC37A7">
-              <rPr>
-                <rFonts ascii="Arial Nova" hAnsi="Arial Nova" cs="Times New Roman"/>
-                <bCs/>
-                <szCs val="22"/>
-              </rPr>
-              <t xml:space="preserve">Volume surélevé sur pilotis : empreinte au sol minimale, peu d’excavation</t>
-            </r>
-          </p>
-          <p ns2:paraId="5EF7AC1F" ns2:textId="77777777" rsidR="00D36B15" rsidRPr="00BC37A7" rsidRDefault="00D36B15" rsidP="00D36B15">
-            <pPr>
-              <pStyle val="Paragraphedeliste"/>
-              <numPr>
-                <ilvl val="0"/>
-                <numId val="8"/>
-              </numPr>
-              <spacing after="120" line="480" lineRule="auto"/>
-              <ind left="346"/>
-              <rPr>
-                <rFonts ascii="Arial Nova" hAnsi="Arial Nova" cs="Times New Roman"/>
-                <bCs/>
-                <szCs val="22"/>
-              </rPr>
-            </pPr>
-            <r rsidRPr="00BC37A7">
-              <rPr>
-                <rFonts ascii="Arial Nova" hAnsi="Arial Nova" cs="Times New Roman"/>
-                <bCs/>
-                <szCs val="22"/>
-              </rPr>
-              <t xml:space="preserve">Terrain boisé en pente conservé sous le bâtiment</t>
-            </r>
-          </p>
-          <p ns2:paraId="5EF7AC1F" ns2:textId="77777777" rsidR="00D36B15" rsidRPr="00BC37A7" rsidRDefault="00D36B15" rsidP="00D36B15">
-            <pPr>
-              <pStyle val="Paragraphedeliste"/>
-              <numPr>
-                <ilvl val="0"/>
-                <numId val="8"/>
-              </numPr>
-              <spacing after="120" line="480" lineRule="auto"/>
-              <ind left="346"/>
-              <rPr>
-                <rFonts ascii="Arial Nova" hAnsi="Arial Nova" cs="Times New Roman"/>
-                <bCs/>
-                <szCs val="22"/>
-              </rPr>
-            </pPr>
-            <r rsidRPr="00BC37A7">
-              <rPr>
-                <rFonts ascii="Arial Nova" hAnsi="Arial Nova" cs="Times New Roman"/>
-                <bCs/>
-                <szCs val="22"/>
-              </rPr>
-              <t xml:space="preserve">Espace couvert sous le plancher : abri et rangement extérieur</t>
-            </r>
-          </p>
-          <p ns2:paraId="5EF7AC1F" ns2:textId="77777777" rsidR="00D36B15" rsidRPr="00BC37A7" rsidRDefault="00D36B15" rsidP="00D36B15">
-            <pPr>
-              <pStyle val="Paragraphedeliste"/>
-              <numPr>
-                <ilvl val="0"/>
-                <numId val="8"/>
-              </numPr>
-              <spacing after="120" line="480" lineRule="auto"/>
-              <ind left="346"/>
-              <rPr>
-                <rFonts ascii="Arial Nova" hAnsi="Arial Nova" cs="Times New Roman"/>
-                <bCs/>
-                <szCs val="22"/>
-              </rPr>
-            </pPr>
-            <r rsidRPr="00BC37A7">
-              <rPr>
-                <rFonts ascii="Arial Nova" hAnsi="Arial Nova" cs="Times New Roman"/>
-                <bCs/>
-                <szCs val="22"/>
-              </rPr>
-              <t xml:space="preserve">Grande baie vitrée orientée au sud : gain solaire et cadrage du paysage</t>
-            </r>
-          </p>
-          <p ns2:paraId="5EF7AC1F" ns2:textId="77777777" rsidR="00D36B15" rsidRPr="00BC37A7" rsidRDefault="00D36B15" rsidP="00D36B15">
-            <pPr>
-              <pStyle val="Paragraphedeliste"/>
-              <numPr>
-                <ilvl val="0"/>
-                <numId val="8"/>
-              </numPr>
-              <spacing after="120" line="480" lineRule="auto"/>
-              <ind left="346"/>
-              <rPr>
-                <rFonts ascii="Arial Nova" hAnsi="Arial Nova" cs="Times New Roman"/>
-                <bCs/>
-                <szCs val="22"/>
-              </rPr>
-            </pPr>
-            <r rsidRPr="00BC37A7">
-              <rPr>
-                <rFonts ascii="Arial Nova" hAnsi="Arial Nova" cs="Times New Roman"/>
-                <bCs/>
-                <szCs val="22"/>
-              </rPr>
-              <t xml:space="preserve">Volumétrie épurée, sans décrochement inutile</t>
-            </r>
-          </p>
-        </tc>
-      </tr>
-      <tr rsidR="00206086" rsidRPr="00B5571C" ns2:paraId="5A5094C2" ns2:textId="77777777" rsidTr="0024126A">
-        <tc>
-          <tcPr>
-            <tcW w="8647" type="dxa"/>
-            <gridSpan val="2"/>
-            <tcBorders>
-              <bottom val="dotted" sz="4" space="0" color="auto"/>
-            </tcBorders>
-          </tcPr>
-          <p ns2:paraId="5BA4BF6D" ns2:textId="2AC11BD7" rsidR="00206086" rsidRPr="00B5571C" rsidRDefault="00C40934" rsidP="00D922A2">
-            <pPr>
-              <spacing after="120"/>
-              <rPr>
-                <rFonts ascii="Arial Nova" hAnsi="Arial Nova" cs="Times New Roman"/>
-                <bCs/>
-                <sz val="20"/>
-              </rPr>
-            </pPr>
-            <r rsidRPr="00B5571C">
-              <rPr>
-                <rFonts ascii="Arial Nova" hAnsi="Arial Nova" cs="Times New Roman"/>
-                <bCs/>
-                <sz val="20"/>
-              </rPr>
-              <t xml:space="preserve">Source : www.archdaily.com/1014890/residence-chez-leon-quinzhee-architecture</t>
-            </r>
-          </p>
-        </tc>
-      </tr>
-      <tr rsidR="0024126A" rsidRPr="00B5571C" ns2:paraId="0261857E" ns2:textId="77777777" rsidTr="0024126A">
-        <tc>
-          <tcPr>
-            <tcW w="8647" type="dxa"/>
-            <gridSpan val="2"/>
-            <tcBorders>
-              <top val="dotted" sz="4" space="0" color="auto"/>
-            </tcBorders>
-          </tcPr>
-          <p ns2:paraId="2992DE29" ns2:textId="77777777" rsidR="0024126A" rsidRPr="00B5571C" rsidRDefault="0024126A" rsidP="0024126A">
-            <pPr>
-              <spacing after="120" line="240" lineRule="auto"/>
-              <rPr>
-                <rFonts ascii="Arial Nova" hAnsi="Arial Nova" cs="Times New Roman"/>
-                <bCs/>
-                <sz val="20"/>
-              </rPr>
-            </pPr>
-          </p>
-        </tc>
-      </tr>
-      <tr rsidR="00650BB3" rsidRPr="00B5571C" ns2:paraId="64B54E12" ns2:textId="77777777" rsidTr="00477DCD">
-        <tc>
-          <tcPr>
-            <tcW w="4081" type="dxa"/>
-          </tcPr>
-          <p ns2:paraId="6067C059" ns2:textId="2D36304C" rsidR="00650BB3" rsidRPr="00B5571C" rsidRDefault="00650BB3" rsidP="00AD2F9E">
-            <pPr>
-              <spacing after="120" line="276" lineRule="auto"/>
-              <rPr>
-                <rFonts ascii="Arial Nova" hAnsi="Arial Nova" cs="Times New Roman"/>
-                <bCs/>
-                <sz val="24"/>
-                <szCs val="24"/>
-              </rPr>
-            </pPr>
-            <r rsidRPr="00B5571C">
-              <rPr>
-                <rFonts ascii="Arial Nova" hAnsi="Arial Nova" cs="Times New Roman"/>
-                <bCs/>
-                <i/>
-                <iCs/>
-                <color val="A6A6A6" themeColor="background1" themeShade="A6"/>
-                <sz val="24"/>
-                <szCs val="24"/>
-              </rPr>
-              <t>Placer votre image #</t>
-            </r>
-            <r rsidR="00A52381" rsidRPr="00B5571C">
-              <rPr>
-                <rFonts ascii="Arial Nova" hAnsi="Arial Nova" cs="Times New Roman"/>
-                <bCs/>
-                <i/>
-                <iCs/>
-                <color val="A6A6A6" themeColor="background1" themeShade="A6"/>
-                <sz val="24"/>
-                <szCs val="24"/>
-              </rPr>
-              <t>2</t>
-            </r>
-            <r rsidRPr="00B5571C">
-              <rPr>
-                <rFonts ascii="Arial Nova" hAnsi="Arial Nova" cs="Times New Roman"/>
-                <bCs/>
-                <i/>
-                <iCs/>
-                <color val="A6A6A6" themeColor="background1" themeShade="A6"/>
-                <sz val="24"/>
-                <szCs val="24"/>
-              </rPr>
-              <t xml:space="preserve"> ici</t>
-            </r>
-          </p>
-        </tc>
-        <tc>
-          <tcPr>
-            <tcW w="4566" type="dxa"/>
-            <vAlign val="center"/>
-          </tcPr>
-          <p ns2:paraId="3FD21121" ns2:textId="77777777" rsidR="00D922A2" rsidRPr="00BC37A7" rsidRDefault="00D922A2" rsidP="00D922A2">
-            <pPr>
-              <pStyle val="Paragraphedeliste"/>
-              <numPr>
-                <ilvl val="0"/>
-                <numId val="8"/>
-              </numPr>
-              <spacing after="120" line="480" lineRule="auto"/>
-              <ind left="346"/>
-              <rPr>
-                <rFonts ascii="Arial Nova" hAnsi="Arial Nova" cs="Times New Roman"/>
-                <bCs/>
-                <szCs val="22"/>
-                <highlight val="yellow"/>
-              </rPr>
-            </pPr>
-            <r rsidRPr="00BC37A7">
-              <rPr>
-                <rFonts ascii="Arial Nova" hAnsi="Arial Nova" cs="Times New Roman"/>
-                <bCs/>
-                <szCs val="22"/>
-              </rPr>
-              <t xml:space="preserve">Toiture à deux versants : silhouette simple, la neige se dégage seule</t>
-            </r>
-          </p>
-          <p ns2:paraId="78E7E425" ns2:textId="77777777" rsidR="00D922A2" rsidRPr="00BC37A7" rsidRDefault="00D922A2" rsidP="00D922A2">
-            <pPr>
-              <pStyle val="Paragraphedeliste"/>
-              <numPr>
-                <ilvl val="0"/>
-                <numId val="8"/>
-              </numPr>
-              <spacing after="120" line="480" lineRule="auto"/>
-              <ind left="346"/>
-              <rPr>
-                <rFonts ascii="Arial Nova" hAnsi="Arial Nova" cs="Times New Roman"/>
-                <bCs/>
-                <szCs val="22"/>
-              </rPr>
-            </pPr>
-            <r rsidRPr="00BC37A7">
-              <rPr>
-                <rFonts ascii="Arial Nova" hAnsi="Arial Nova" cs="Times New Roman"/>
-                <bCs/>
-                <szCs val="22"/>
-              </rPr>
-              <t xml:space="preserve">Revêtement d’acier profilé noir : entretien minimal, contraste avec le boisé</t>
-            </r>
-          </p>
-          <p ns2:paraId="78E7E425" ns2:textId="77777777" rsidR="00D922A2" rsidRPr="00BC37A7" rsidRDefault="00D922A2" rsidP="00D922A2">
-            <pPr>
-              <pStyle val="Paragraphedeliste"/>
-              <numPr>
-                <ilvl val="0"/>
-                <numId val="8"/>
-              </numPr>
-              <spacing after="120" line="480" lineRule="auto"/>
-              <ind left="346"/>
-              <rPr>
-                <rFonts ascii="Arial Nova" hAnsi="Arial Nova" cs="Times New Roman"/>
-                <bCs/>
-                <szCs val="22"/>
-              </rPr>
-            </pPr>
-            <r rsidRPr="00BC37A7">
-              <rPr>
-                <rFonts ascii="Arial Nova" hAnsi="Arial Nova" cs="Times New Roman"/>
-                <bCs/>
-                <szCs val="22"/>
-              </rPr>
-              <t xml:space="preserve">Terrasse de cèdre qui relie les volumes et prolonge l’aire de vie</t>
-            </r>
-          </p>
-          <p ns2:paraId="78E7E425" ns2:textId="77777777" rsidR="00D922A2" rsidRPr="00BC37A7" rsidRDefault="00D922A2" rsidP="00D922A2">
-            <pPr>
-              <pStyle val="Paragraphedeliste"/>
-              <numPr>
-                <ilvl val="0"/>
-                <numId val="8"/>
-              </numPr>
-              <spacing after="120" line="480" lineRule="auto"/>
-              <ind left="346"/>
-              <rPr>
-                <rFonts ascii="Arial Nova" hAnsi="Arial Nova" cs="Times New Roman"/>
-                <bCs/>
-                <szCs val="22"/>
-              </rPr>
-            </pPr>
-            <r rsidRPr="00BC37A7">
-              <rPr>
-                <rFonts ascii="Arial Nova" hAnsi="Arial Nova" cs="Times New Roman"/>
-                <bCs/>
-                <szCs val="22"/>
-              </rPr>
-              <t xml:space="preserve">Rapport plein/vide marqué : mur presque aveugle d’un côté, large ouverture de l’autre</t>
-            </r>
-          </p>
-          <p ns2:paraId="78E7E425" ns2:textId="77777777" rsidR="00D922A2" rsidRPr="00BC37A7" rsidRDefault="00D922A2" rsidP="00D922A2">
-            <pPr>
-              <pStyle val="Paragraphedeliste"/>
-              <numPr>
-                <ilvl val="0"/>
-                <numId val="8"/>
-              </numPr>
-              <spacing after="120" line="480" lineRule="auto"/>
-              <ind left="346"/>
-              <rPr>
-                <rFonts ascii="Arial Nova" hAnsi="Arial Nova" cs="Times New Roman"/>
-                <bCs/>
-                <szCs val="22"/>
-              </rPr>
-            </pPr>
-            <r rsidRPr="00BC37A7">
-              <rPr>
-                <rFonts ascii="Arial Nova" hAnsi="Arial Nova" cs="Times New Roman"/>
-                <bCs/>
-                <szCs val="22"/>
-              </rPr>
-              <t xml:space="preserve">Palette réduite à deux matériaux : métal sombre et bois clair</t>
-            </r>
-          </p>
-        </tc>
-      </tr>
-      <tr rsidR="00650BB3" rsidRPr="00B5571C" ns2:paraId="305F99F9" ns2:textId="77777777" rsidTr="0024126A">
-        <tc>
-          <tcPr>
-            <tcW w="8647" type="dxa"/>
-            <gridSpan val="2"/>
-            <tcBorders>
-              <bottom val="dotted" sz="4" space="0" color="auto"/>
-            </tcBorders>
-          </tcPr>
-          <p ns2:paraId="61FFE0CA" ns2:textId="643B1CCB" rsidR="00650BB3" rsidRPr="00B5571C" rsidRDefault="00650BB3" rsidP="00D922A2">
-            <pPr>
-              <spacing after="120"/>
-              <rPr>
-                <rFonts ascii="Arial Nova" hAnsi="Arial Nova" cs="Times New Roman"/>
-                <bCs/>
-                <sz val="20"/>
-              </rPr>
-            </pPr>
-            <r rsidRPr="00B5571C">
-              <rPr>
-                <rFonts ascii="Arial Nova" hAnsi="Arial Nova" cs="Times New Roman"/>
-                <bCs/>
-                <sz val="20"/>
-              </rPr>
-              <t xml:space="preserve">Source : www.archdaily.com/915980/grand-pic-chalet-appareil-architecture</t>
-            </r>
-          </p>
-        </tc>
-      </tr>
-      <tr rsidR="0024126A" rsidRPr="00B5571C" ns2:paraId="0EAAF4A5" ns2:textId="77777777" rsidTr="0024126A">
-        <tc>
-          <tcPr>
-            <tcW w="8647" type="dxa"/>
-            <gridSpan val="2"/>
-            <tcBorders>
-              <top val="dotted" sz="4" space="0" color="auto"/>
-            </tcBorders>
-          </tcPr>
-          <p ns2:paraId="6D52704C" ns2:textId="77777777" rsidR="0024126A" rsidRPr="00B5571C" rsidRDefault="0024126A" rsidP="0024126A">
-            <pPr>
-              <spacing after="120" line="240" lineRule="auto"/>
-              <rPr>
-                <rFonts ascii="Arial Nova" hAnsi="Arial Nova" cs="Times New Roman"/>
-                <bCs/>
-                <sz val="20"/>
-              </rPr>
-            </pPr>
-          </p>
-        </tc>
-      </tr>
-      <tr rsidR="00650BB3" rsidRPr="00B5571C" ns2:paraId="04D6181B" ns2:textId="77777777" rsidTr="00477DCD">
-        <tc>
-          <tcPr>
-            <tcW w="4081" type="dxa"/>
-          </tcPr>
-          <p ns2:paraId="5EA2B135" ns2:textId="589A98A0" rsidR="00650BB3" rsidRPr="00B5571C" rsidRDefault="00650BB3" rsidP="00AD2F9E">
-            <pPr>
-              <spacing after="120" line="276" lineRule="auto"/>
-              <rPr>
-                <rFonts ascii="Arial Nova" hAnsi="Arial Nova" cs="Times New Roman"/>
-                <bCs/>
-                <sz val="24"/>
-                <szCs val="24"/>
-              </rPr>
-            </pPr>
-            <r rsidRPr="00B5571C">
-              <rPr>
-                <rFonts ascii="Arial Nova" hAnsi="Arial Nova" cs="Times New Roman"/>
-                <bCs/>
-                <i/>
-                <iCs/>
-                <color val="A6A6A6" themeColor="background1" themeShade="A6"/>
-                <sz val="24"/>
-                <szCs val="24"/>
-              </rPr>
-              <t>Placer votre image #</t>
-            </r>
-            <r rsidR="00A52381" rsidRPr="00B5571C">
-              <rPr>
-                <rFonts ascii="Arial Nova" hAnsi="Arial Nova" cs="Times New Roman"/>
-                <bCs/>
-                <i/>
-                <iCs/>
-                <color val="A6A6A6" themeColor="background1" themeShade="A6"/>
-                <sz val="24"/>
-                <szCs val="24"/>
-              </rPr>
-              <t>3</t>
-            </r>
-            <r rsidRPr="00B5571C">
-              <rPr>
-                <rFonts ascii="Arial Nova" hAnsi="Arial Nova" cs="Times New Roman"/>
-                <bCs/>
-                <i/>
-                <iCs/>
-                <color val="A6A6A6" themeColor="background1" themeShade="A6"/>
-                <sz val="24"/>
-                <szCs val="24"/>
-              </rPr>
-              <t xml:space="preserve"> ici</t>
-            </r>
-          </p>
-        </tc>
-        <tc>
-          <tcPr>
-            <tcW w="4566" type="dxa"/>
-            <vAlign val="center"/>
-          </tcPr>
-          <p ns2:paraId="773FD326" ns2:textId="77777777" rsidR="00D922A2" rsidRPr="00BC37A7" rsidRDefault="00D922A2" rsidP="00D922A2">
-            <pPr>
-              <pStyle val="Paragraphedeliste"/>
-              <numPr>
-                <ilvl val="0"/>
-                <numId val="8"/>
-              </numPr>
-              <spacing after="120" line="480" lineRule="auto"/>
-              <ind left="346"/>
-              <rPr>
-                <rFonts ascii="Arial Nova" hAnsi="Arial Nova" cs="Times New Roman"/>
-                <bCs/>
-                <szCs val="22"/>
-                <highlight val="yellow"/>
-              </rPr>
-            </pPr>
-            <r rsidRPr="00BC37A7">
-              <rPr>
-                <rFonts ascii="Arial Nova" hAnsi="Arial Nova" cs="Times New Roman"/>
-                <bCs/>
-                <szCs val="22"/>
-              </rPr>
-              <t xml:space="preserve">Micro-refuge quatre saisons : plan compact d’une seule pièce</t>
-            </r>
-          </p>
-          <p ns2:paraId="66944167" ns2:textId="77777777" rsidR="00D922A2" rsidRPr="00BC37A7" rsidRDefault="00D922A2" rsidP="00D922A2">
-            <pPr>
-              <pStyle val="Paragraphedeliste"/>
-              <numPr>
-                <ilvl val="0"/>
-                <numId val="8"/>
-              </numPr>
-              <spacing after="120" line="480" lineRule="auto"/>
-              <ind left="346"/>
-              <rPr>
-                <rFonts ascii="Arial Nova" hAnsi="Arial Nova" cs="Times New Roman"/>
-                <bCs/>
-                <szCs val="22"/>
-              </rPr>
-            </pPr>
-            <r rsidRPr="00BC37A7">
-              <rPr>
-                <rFonts ascii="Arial Nova" hAnsi="Arial Nova" cs="Times New Roman"/>
-                <bCs/>
-                <szCs val="22"/>
-              </rPr>
-              <t xml:space="preserve">Toiture à très forte pente : la neige glisse d’elle-même</t>
-            </r>
-          </p>
-          <p ns2:paraId="66944167" ns2:textId="77777777" rsidR="00D922A2" rsidRPr="00BC37A7" rsidRDefault="00D922A2" rsidP="00D922A2">
-            <pPr>
-              <pStyle val="Paragraphedeliste"/>
-              <numPr>
-                <ilvl val="0"/>
-                <numId val="8"/>
-              </numPr>
-              <spacing after="120" line="480" lineRule="auto"/>
-              <ind left="346"/>
-              <rPr>
-                <rFonts ascii="Arial Nova" hAnsi="Arial Nova" cs="Times New Roman"/>
-                <bCs/>
-                <szCs val="22"/>
-              </rPr>
-            </pPr>
-            <r rsidRPr="00BC37A7">
-              <rPr>
-                <rFonts ascii="Arial Nova" hAnsi="Arial Nova" cs="Times New Roman"/>
-                <bCs/>
-                <szCs val="22"/>
-              </rPr>
-              <t xml:space="preserve">Implantation dispersée le long d’un sentier, dans le couvert forestier</t>
-            </r>
-          </p>
-          <p ns2:paraId="66944167" ns2:textId="77777777" rsidR="00D922A2" rsidRPr="00BC37A7" rsidRDefault="00D922A2" rsidP="00D922A2">
-            <pPr>
-              <pStyle val="Paragraphedeliste"/>
-              <numPr>
-                <ilvl val="0"/>
-                <numId val="8"/>
-              </numPr>
-              <spacing after="120" line="480" lineRule="auto"/>
-              <ind left="346"/>
-              <rPr>
-                <rFonts ascii="Arial Nova" hAnsi="Arial Nova" cs="Times New Roman"/>
-                <bCs/>
-                <szCs val="22"/>
-              </rPr>
-            </pPr>
-            <r rsidRPr="00BC37A7">
-              <rPr>
-                <rFonts ascii="Arial Nova" hAnsi="Arial Nova" cs="Times New Roman"/>
-                <bCs/>
-                <szCs val="22"/>
-              </rPr>
-              <t xml:space="preserve">Ouverture concentrée sur un seul mur pignon, entièrement vitré vers le paysage</t>
-            </r>
-          </p>
-          <p ns2:paraId="66944167" ns2:textId="77777777" rsidR="00D922A2" rsidRPr="00BC37A7" rsidRDefault="00D922A2" rsidP="00D922A2">
-            <pPr>
-              <pStyle val="Paragraphedeliste"/>
-              <numPr>
-                <ilvl val="0"/>
-                <numId val="8"/>
-              </numPr>
-              <spacing after="120" line="480" lineRule="auto"/>
-              <ind left="346"/>
-              <rPr>
-                <rFonts ascii="Arial Nova" hAnsi="Arial Nova" cs="Times New Roman"/>
-                <bCs/>
-                <szCs val="22"/>
-              </rPr>
-            </pPr>
-            <r rsidRPr="00BC37A7">
-              <rPr>
-                <rFonts ascii="Arial Nova" hAnsi="Arial Nova" cs="Times New Roman"/>
-                <bCs/>
-                <szCs val="22"/>
-              </rPr>
-              <t xml:space="preserve">Vocabulaire nordique dépouillé : aucun ornement, la forme fait tout le travail</t>
-            </r>
-          </p>
-        </tc>
-      </tr>
-      <tr rsidR="00650BB3" rsidRPr="00B5571C" ns2:paraId="2511BBF5" ns2:textId="77777777" rsidTr="0024126A">
-        <tc>
-          <tcPr>
-            <tcW w="8647" type="dxa"/>
-            <gridSpan val="2"/>
-            <tcBorders>
-              <bottom val="dotted" sz="4" space="0" color="auto"/>
-            </tcBorders>
-          </tcPr>
-          <p ns2:paraId="2F8BE660" ns2:textId="3E6273D7" rsidR="00650BB3" rsidRPr="00B5571C" rsidRDefault="00650BB3" rsidP="00D922A2">
-            <pPr>
-              <spacing after="120"/>
-              <rPr>
-                <rFonts ascii="Arial Nova" hAnsi="Arial Nova" cs="Times New Roman"/>
-                <bCs/>
-                <sz val="20"/>
-              </rPr>
-            </pPr>
-            <r rsidRPr="00B5571C">
-              <rPr>
-                <rFonts ascii="Arial Nova" hAnsi="Arial Nova" cs="Times New Roman"/>
-                <bCs/>
-                <sz val="20"/>
-              </rPr>
-              <t xml:space="preserve">Source : www.archdaily.com/993112/farouche-tremblant-atelier-labri</t>
-            </r>
-          </p>
-        </tc>
-      </tr>
-      <tr rsidR="0024126A" rsidRPr="00B5571C" ns2:paraId="0B518030" ns2:textId="77777777" rsidTr="0024126A">
-        <tc>
-          <tcPr>
-            <tcW w="8647" type="dxa"/>
-            <gridSpan val="2"/>
-            <tcBorders>
-              <top val="dotted" sz="4" space="0" color="auto"/>
-            </tcBorders>
-          </tcPr>
-          <p ns2:paraId="1C3729F6" ns2:textId="77777777" rsidR="0024126A" rsidRPr="00B5571C" rsidRDefault="0024126A" rsidP="0024126A">
-            <pPr>
-              <spacing after="120" line="240" lineRule="auto"/>
-              <rPr>
-                <rFonts ascii="Arial Nova" hAnsi="Arial Nova" cs="Times New Roman"/>
-                <bCs/>
-                <sz val="20"/>
-              </rPr>
-            </pPr>
-          </p>
-        </tc>
-      </tr>
-      <tr rsidR="00650BB3" rsidRPr="00B5571C" ns2:paraId="1500713B" ns2:textId="77777777" rsidTr="00477DCD">
-        <tc>
-          <tcPr>
-            <tcW w="4081" type="dxa"/>
-          </tcPr>
-          <p ns2:paraId="346459A1" ns2:textId="0E54E82D" rsidR="00650BB3" rsidRPr="00B5571C" rsidRDefault="00650BB3" rsidP="00AD2F9E">
-            <pPr>
-              <spacing after="120" line="276" lineRule="auto"/>
-              <rPr>
-                <rFonts ascii="Arial Nova" hAnsi="Arial Nova" cs="Times New Roman"/>
-                <bCs/>
-                <sz val="24"/>
-                <szCs val="24"/>
-              </rPr>
-            </pPr>
-            <r rsidRPr="00B5571C">
-              <rPr>
-                <rFonts ascii="Arial Nova" hAnsi="Arial Nova" cs="Times New Roman"/>
-                <bCs/>
-                <i/>
-                <iCs/>
-                <color val="A6A6A6" themeColor="background1" themeShade="A6"/>
-                <sz val="24"/>
-                <szCs val="24"/>
-              </rPr>
-              <t>Placer votre image #</t>
-            </r>
-            <r rsidR="00A52381" rsidRPr="00B5571C">
-              <rPr>
-                <rFonts ascii="Arial Nova" hAnsi="Arial Nova" cs="Times New Roman"/>
-                <bCs/>
-                <i/>
-                <iCs/>
-                <color val="A6A6A6" themeColor="background1" themeShade="A6"/>
-                <sz val="24"/>
-                <szCs val="24"/>
-              </rPr>
-              <t>4</t>
-            </r>
-            <r rsidRPr="00B5571C">
-              <rPr>
-                <rFonts ascii="Arial Nova" hAnsi="Arial Nova" cs="Times New Roman"/>
-                <bCs/>
-                <i/>
-                <iCs/>
-                <color val="A6A6A6" themeColor="background1" themeShade="A6"/>
-                <sz val="24"/>
-                <szCs val="24"/>
-              </rPr>
-              <t xml:space="preserve"> ici</t>
-            </r>
-          </p>
-        </tc>
-        <tc>
-          <tcPr>
-            <tcW w="4566" type="dxa"/>
-            <vAlign val="center"/>
-          </tcPr>
-          <p ns2:paraId="29ACE81F" ns2:textId="77777777" rsidR="00D922A2" rsidRPr="00BC37A7" rsidRDefault="00D922A2" rsidP="00D922A2">
-            <pPr>
-              <pStyle val="Paragraphedeliste"/>
-              <numPr>
-                <ilvl val="0"/>
-                <numId val="8"/>
-              </numPr>
-              <spacing after="120" line="480" lineRule="auto"/>
-              <ind left="346"/>
-              <rPr>
-                <rFonts ascii="Arial Nova" hAnsi="Arial Nova" cs="Times New Roman"/>
-                <bCs/>
-                <szCs val="22"/>
-                <highlight val="yellow"/>
-              </rPr>
-            </pPr>
-            <r rsidRPr="00BC37A7">
-              <rPr>
-                <rFonts ascii="Arial Nova" hAnsi="Arial Nova" cs="Times New Roman"/>
-                <bCs/>
-                <szCs val="22"/>
-              </rPr>
-              <t xml:space="preserve">Mobilier intégré : banquette, rangements bas, tablettes en continu</t>
-            </r>
-          </p>
-          <p ns2:paraId="6951BD5C" ns2:textId="77777777" rsidR="00D922A2" rsidRPr="00BC37A7" rsidRDefault="00D922A2" rsidP="00D922A2">
-            <pPr>
-              <pStyle val="Paragraphedeliste"/>
-              <numPr>
-                <ilvl val="0"/>
-                <numId val="8"/>
-              </numPr>
-              <spacing after="120" line="480" lineRule="auto"/>
-              <ind left="346"/>
-              <rPr>
-                <rFonts ascii="Arial Nova" hAnsi="Arial Nova" cs="Times New Roman"/>
-                <bCs/>
-                <szCs val="22"/>
-              </rPr>
-            </pPr>
-            <r rsidRPr="00BC37A7">
-              <rPr>
-                <rFonts ascii="Arial Nova" hAnsi="Arial Nova" cs="Times New Roman"/>
-                <bCs/>
-                <szCs val="22"/>
-              </rPr>
-              <t xml:space="preserve">Terrasse couverte sous le débord de toit : pièce extérieure utilisable par mauvais temps</t>
-            </r>
-          </p>
-          <p ns2:paraId="6951BD5C" ns2:textId="77777777" rsidR="00D922A2" rsidRPr="00BC37A7" rsidRDefault="00D922A2" rsidP="00D922A2">
-            <pPr>
-              <pStyle val="Paragraphedeliste"/>
-              <numPr>
-                <ilvl val="0"/>
-                <numId val="8"/>
-              </numPr>
-              <spacing after="120" line="480" lineRule="auto"/>
-              <ind left="346"/>
-              <rPr>
-                <rFonts ascii="Arial Nova" hAnsi="Arial Nova" cs="Times New Roman"/>
-                <bCs/>
-                <szCs val="22"/>
-              </rPr>
-            </pPr>
-            <r rsidRPr="00BC37A7">
-              <rPr>
-                <rFonts ascii="Arial Nova" hAnsi="Arial Nova" cs="Times New Roman"/>
-                <bCs/>
-                <szCs val="22"/>
-              </rPr>
-              <t xml:space="preserve">Toiture monopente : volume simple, écoulement d’un seul côté</t>
-            </r>
-          </p>
-          <p ns2:paraId="6951BD5C" ns2:textId="77777777" rsidR="00D922A2" rsidRPr="00BC37A7" rsidRDefault="00D922A2" rsidP="00D922A2">
-            <pPr>
-              <pStyle val="Paragraphedeliste"/>
-              <numPr>
-                <ilvl val="0"/>
-                <numId val="8"/>
-              </numPr>
-              <spacing after="120" line="480" lineRule="auto"/>
-              <ind left="346"/>
-              <rPr>
-                <rFonts ascii="Arial Nova" hAnsi="Arial Nova" cs="Times New Roman"/>
-                <bCs/>
-                <szCs val="22"/>
-              </rPr>
-            </pPr>
-            <r rsidRPr="00BC37A7">
-              <rPr>
-                <rFonts ascii="Arial Nova" hAnsi="Arial Nova" cs="Times New Roman"/>
-                <bCs/>
-                <szCs val="22"/>
-              </rPr>
-              <t xml:space="preserve">Revêtement métallique clair, sans entretien</t>
-            </r>
-          </p>
-          <p ns2:paraId="6951BD5C" ns2:textId="77777777" rsidR="00D922A2" rsidRPr="00BC37A7" rsidRDefault="00D922A2" rsidP="00D922A2">
-            <pPr>
-              <pStyle val="Paragraphedeliste"/>
-              <numPr>
-                <ilvl val="0"/>
-                <numId val="8"/>
-              </numPr>
-              <spacing after="120" line="480" lineRule="auto"/>
-              <ind left="346"/>
-              <rPr>
-                <rFonts ascii="Arial Nova" hAnsi="Arial Nova" cs="Times New Roman"/>
-                <bCs/>
-                <szCs val="22"/>
-              </rPr>
-            </pPr>
-            <r rsidRPr="00BC37A7">
-              <rPr>
-                <rFonts ascii="Arial Nova" hAnsi="Arial Nova" cs="Times New Roman"/>
-                <bCs/>
-                <szCs val="22"/>
-              </rPr>
-              <t xml:space="preserve">Fenêtres qui cadrent des vues précises plutôt que d’ouvrir tout le mur</t>
-            </r>
-          </p>
-        </tc>
-      </tr>
-      <tr rsidR="00650BB3" rsidRPr="00B5571C" ns2:paraId="2D5FA5B1" ns2:textId="77777777" rsidTr="00477DCD">
-        <tc>
-          <tcPr>
-            <tcW w="8647" type="dxa"/>
-            <gridSpan val="2"/>
-          </tcPr>
-          <p ns2:paraId="486387DB" ns2:textId="66F984C9" rsidR="00650BB3" rsidRPr="00B5571C" rsidRDefault="00650BB3" rsidP="0024126A">
-            <pPr>
-              <spacing after="120"/>
-              <rPr>
-                <rFonts ascii="Arial Nova" hAnsi="Arial Nova" cs="Times New Roman"/>
-                <bCs/>
-                <sz val="20"/>
-              </rPr>
-            </pPr>
-            <r rsidRPr="00B5571C">
-              <rPr>
-                <rFonts ascii="Arial Nova" hAnsi="Arial Nova" cs="Times New Roman"/>
-                <bCs/>
-                <sz val="20"/>
-              </rPr>
-              <t xml:space="preserve">Source : www.archdaily.com/1012890/kanata-cabin-atelier-labri</t>
-            </r>
-          </p>
-          <p ns2:paraId="486387DB" ns2:textId="66F984C9" rsidR="00650BB3" rsidRPr="00B5571C" rsidRDefault="00650BB3" rsidP="0024126A">
-            <pPr>
-              <spacing after="120"/>
-              <rPr>
-                <rFonts ascii="Arial Nova" hAnsi="Arial Nova" cs="Times New Roman"/>
-                <bCs/>
-                <sz val="20"/>
-              </rPr>
-            </pPr>
-            <r rsidRPr="00B5571C">
-              <rPr>
-                <rFonts ascii="Arial Nova" hAnsi="Arial Nova" cs="Times New Roman"/>
-                <bCs/>
-                <sz val="20"/>
-              </rPr>
-              <t xml:space="preserve">Nombre de mots : 220</t>
-            </r>
-          </p>
-        </tc>
-      </tr>
-    </tbl>
-    <p ns2:paraId="54D36589" ns2:textId="6963497D" rsidR="00D2330F" rsidRPr="00B5571C" rsidRDefault="00D2330F" rsidP="006F7C07">
-      <pPr>
-        <jc val="both"/>
-        <rPr>
-          <rFonts ascii="Arial Nova" hAnsi="Arial Nova" cs="Times New Roman"/>
-          <bCs/>
-          <sz val="28"/>
-          <szCs val="28"/>
-        </rPr>
-      </pPr>
-    </p>
-    <p ns2:paraId="165E3057" ns2:textId="4631D5E4" rsidR="00BC37A7" rsidRDefault="00BC37A7">
-      <pPr>
-        <spacing after="160" line="259" lineRule="auto"/>
-        <rPr>
-          <rFonts ascii="Times New Roman" hAnsi="Times New Roman" cs="Times New Roman"/>
-          <bCs/>
-          <i/>
-          <iCs/>
-          <color val="A6A6A6" themeColor="background1" themeShade="A6"/>
-          <sz val="32"/>
-          <szCs val="32"/>
-          <u val="single"/>
-        </rPr>
-      </pPr>
-    </p>
-    <p ns2:paraId="493F76C4" ns2:textId="77777777" rsidR="003F3581" rsidRDefault="003F3581">
-      <pPr>
-        <spacing after="160" line="259" lineRule="auto"/>
-        <rPr>
-          <rFonts ascii="Times New Roman" hAnsi="Times New Roman" cs="Times New Roman"/>
-          <bCs/>
-          <i/>
-          <iCs/>
-          <color val="A6A6A6" themeColor="background1" themeShade="A6"/>
-          <sz val="32"/>
-          <szCs val="32"/>
-          <u val="single"/>
-        </rPr>
-      </pPr>
-    </p>
-    <p ns2:paraId="24C9FE43" ns2:textId="77777777" rsidR="003F3581" rsidRDefault="003F3581">
-      <pPr>
-        <spacing after="160" line="259" lineRule="auto"/>
-        <rPr>
-          <rFonts ascii="Times New Roman" hAnsi="Times New Roman" cs="Times New Roman"/>
-          <bCs/>
-          <i/>
-          <iCs/>
-          <color val="A6A6A6" themeColor="background1" themeShade="A6"/>
-          <sz val="32"/>
-          <szCs val="32"/>
-          <u val="single"/>
-        </rPr>
-      </pPr>
-      <r>
-        <rPr>
-          <rFonts ascii="Times New Roman" hAnsi="Times New Roman" cs="Times New Roman"/>
-          <bCs/>
-          <i/>
-          <iCs/>
-          <color val="A6A6A6" themeColor="background1" themeShade="A6"/>
-          <sz val="32"/>
-          <szCs val="32"/>
-          <u val="single"/>
-        </rPr>
-        <br type="page"/>
-      </r>
-    </p>
-    <p ns2:paraId="01BA0C2C" ns2:textId="22BC16F8" rsidR="00366F6C" rsidRPr="00037DD9" rsidRDefault="005D62D2" rsidP="006F7C07">
-      <pPr>
-        <jc val="both"/>
-        <rPr>
-          <rFonts ascii="Times New Roman" hAnsi="Times New Roman" cs="Times New Roman"/>
-          <bCs/>
-          <i/>
-          <iCs/>
-          <color val="A6A6A6" themeColor="background1" themeShade="A6"/>
-          <sz val="32"/>
-          <szCs val="32"/>
-        </rPr>
-      </pPr>
-      <r rsidRPr="00037DD9">
-        <rPr>
-          <rFonts ascii="Times New Roman" hAnsi="Times New Roman" cs="Times New Roman"/>
-          <bCs/>
-          <i/>
-          <iCs/>
-          <color val="A6A6A6" themeColor="background1" themeShade="A6"/>
-          <sz val="32"/>
-          <szCs val="32"/>
-          <u val="single"/>
-        </rPr>
-        <lastRenderedPageBreak/>
-        <t>Instructions</t>
-      </r>
-      <r rsidRPr="00037DD9">
-        <rPr>
-          <rFonts ascii="Times New Roman" hAnsi="Times New Roman" cs="Times New Roman"/>
-          <bCs/>
-          <i/>
-          <iCs/>
-          <color val="A6A6A6" themeColor="background1" themeShade="A6"/>
-          <sz val="32"/>
-          <szCs val="32"/>
-        </rPr>
-        <t xml:space="preserve"> : </t>
-      </r>
-    </p>
-    <p ns2:paraId="52C86B57" ns2:textId="77777777" rsidR="001A60B4" rsidRDefault="001A60B4" rsidP="001A60B4">
-      <pPr>
-        <pStyle val="Paragraphedeliste"/>
-        <numPr>
-          <ilvl val="0"/>
-          <numId val="7"/>
-        </numPr>
-        <jc val="both"/>
-        <rPr>
-          <rFonts ascii="Times New Roman" hAnsi="Times New Roman" cs="Times New Roman"/>
-          <bCs/>
-          <i/>
-          <iCs/>
-          <color val="A6A6A6" themeColor="background1" themeShade="A6"/>
-          <sz val="32"/>
-          <szCs val="32"/>
-        </rPr>
-      </pPr>
-      <r rsidRPr="00037DD9">
-        <rPr>
-          <rFonts ascii="Times New Roman" hAnsi="Times New Roman" cs="Times New Roman"/>
-          <bCs/>
-          <i/>
-          <iCs/>
-          <color val="A6A6A6" themeColor="background1" themeShade="A6"/>
-          <sz val="32"/>
-          <szCs val="32"/>
-        </rPr>
-        <t>Vous pouvez personnaliser le gabarit si vous le souhaitez (</t>
-      </r>
-      <r>
-        <rPr>
-          <rFonts ascii="Times New Roman" hAnsi="Times New Roman" cs="Times New Roman"/>
-          <bCs/>
-          <i/>
-          <iCs/>
-          <color val="A6A6A6" themeColor="background1" themeShade="A6"/>
-          <sz val="32"/>
-          <szCs val="32"/>
-        </rPr>
-        <t xml:space="preserve">la </t>
-      </r>
-      <r rsidRPr="00037DD9">
-        <rPr>
-          <rFonts ascii="Times New Roman" hAnsi="Times New Roman" cs="Times New Roman"/>
-          <bCs/>
-          <i/>
-          <iCs/>
-          <color val="A6A6A6" themeColor="background1" themeShade="A6"/>
-          <sz val="32"/>
-          <szCs val="32"/>
-        </rPr>
-        <t>police de text</t>
-      </r>
-      <r>
-        <rPr>
-          <rFonts ascii="Times New Roman" hAnsi="Times New Roman" cs="Times New Roman"/>
-          <bCs/>
-          <i/>
-          <iCs/>
-          <color val="A6A6A6" themeColor="background1" themeShade="A6"/>
-          <sz val="32"/>
-          <szCs val="32"/>
-        </rPr>
-        <t>e, par exemple</t>
-      </r>
-      <r rsidRPr="00037DD9">
-        <rPr>
-          <rFonts ascii="Times New Roman" hAnsi="Times New Roman" cs="Times New Roman"/>
-          <bCs/>
-          <i/>
-          <iCs/>
-          <color val="A6A6A6" themeColor="background1" themeShade="A6"/>
-          <sz val="32"/>
-          <szCs val="32"/>
-        </rPr>
-        <t>)</t>
-      </r>
-      <r>
-        <rPr>
-          <rFonts ascii="Times New Roman" hAnsi="Times New Roman" cs="Times New Roman"/>
-          <bCs/>
-          <i/>
-          <iCs/>
-          <color val="A6A6A6" themeColor="background1" themeShade="A6"/>
-          <sz val="32"/>
-          <szCs val="32"/>
-        </rPr>
-        <t>.</t>
-      </r>
-    </p>
-    <p ns2:paraId="32289230" ns2:textId="215DA0A4" rsidR="001A60B4" rsidRDefault="001A60B4" rsidP="001A60B4">
-      <pPr>
-        <pStyle val="Paragraphedeliste"/>
-        <numPr>
-          <ilvl val="0"/>
-          <numId val="7"/>
-        </numPr>
-        <jc val="both"/>
-        <rPr>
-          <rFonts ascii="Times New Roman" hAnsi="Times New Roman" cs="Times New Roman"/>
-          <bCs/>
-          <i/>
-          <iCs/>
-          <color val="A6A6A6" themeColor="background1" themeShade="A6"/>
-          <sz val="32"/>
-          <szCs val="32"/>
-        </rPr>
-      </pPr>
-      <r>
-        <rPr>
-          <rFonts ascii="Times New Roman" hAnsi="Times New Roman" cs="Times New Roman"/>
-          <bCs/>
-          <i/>
-          <iCs/>
-          <color val="A6A6A6" themeColor="background1" themeShade="A6"/>
-          <sz val="32"/>
-          <szCs val="32"/>
-        </rPr>
-        <t xml:space="preserve">Soignez la présentation : </t>
-      </r>
-      <r rsidR="004C48F0">
-        <rPr>
-          <rFonts ascii="Times New Roman" hAnsi="Times New Roman" cs="Times New Roman"/>
-          <bCs/>
-          <i/>
-          <iCs/>
-          <color val="A6A6A6" themeColor="background1" themeShade="A6"/>
-          <sz val="32"/>
-          <szCs val="32"/>
-        </rPr>
-        <t>les images doivent être de taille similaire, alignées, pas trop petites ni trop grosses</t>
-      </r>
-      <r rsidR="007B3F99">
-        <rPr>
-          <rFonts ascii="Times New Roman" hAnsi="Times New Roman" cs="Times New Roman"/>
-          <bCs/>
-          <i/>
-          <iCs/>
-          <color val="A6A6A6" themeColor="background1" themeShade="A6"/>
-          <sz val="32"/>
-          <szCs val="32"/>
-        </rPr>
-        <t xml:space="preserve"> (2 ou 3 par page)</t>
-      </r>
-      <r rsidR="004C48F0">
-        <rPr>
-          <rFonts ascii="Times New Roman" hAnsi="Times New Roman" cs="Times New Roman"/>
-          <bCs/>
-          <i/>
-          <iCs/>
-          <color val="A6A6A6" themeColor="background1" themeShade="A6"/>
-          <sz val="32"/>
-          <szCs val="32"/>
-        </rPr>
-        <t>.</t>
-      </r>
-    </p>
-    <p ns2:paraId="17AD1ED3" ns2:textId="57BD4C66" rsidR="00366F6C" rsidRPr="00037DD9" rsidRDefault="00366F6C" rsidP="00366F6C">
-      <pPr>
-        <pStyle val="Paragraphedeliste"/>
-        <numPr>
-          <ilvl val="0"/>
-          <numId val="7"/>
-        </numPr>
-        <jc val="both"/>
-        <rPr>
-          <rFonts ascii="Times New Roman" hAnsi="Times New Roman" cs="Times New Roman"/>
-          <bCs/>
-          <i/>
-          <iCs/>
-          <color val="A6A6A6" themeColor="background1" themeShade="A6"/>
-          <sz val="32"/>
-          <szCs val="32"/>
-        </rPr>
-      </pPr>
-      <r rsidRPr="00037DD9">
-        <rPr>
-          <rFonts ascii="Times New Roman" hAnsi="Times New Roman" cs="Times New Roman"/>
-          <bCs/>
-          <i/>
-          <iCs/>
-          <color val="A6A6A6" themeColor="background1" themeShade="A6"/>
-          <sz val="32"/>
-          <szCs val="32"/>
-        </rPr>
-        <t>N</t>
-      </r>
-      <r rsidR="005D62D2" rsidRPr="00037DD9">
-        <rPr>
-          <rFonts ascii="Times New Roman" hAnsi="Times New Roman" cs="Times New Roman"/>
-          <bCs/>
-          <i/>
-          <iCs/>
-          <color val="A6A6A6" themeColor="background1" themeShade="A6"/>
-          <sz val="32"/>
-          <szCs val="32"/>
-        </rPr>
-        <t xml:space="preserve">’oubliez pas d’effacer tout le texte en gris </t>
-      </r>
-      <r rsidR="005A4450" rsidRPr="00037DD9">
-        <rPr>
-          <rFonts ascii="Times New Roman" hAnsi="Times New Roman" cs="Times New Roman"/>
-          <bCs/>
-          <i/>
-          <iCs/>
-          <color val="A6A6A6" themeColor="background1" themeShade="A6"/>
-          <sz val="32"/>
-          <szCs val="32"/>
-        </rPr>
-        <t xml:space="preserve">et d’enlever le surlignage jaune </t>
-      </r>
-      <r rsidR="005D62D2" rsidRPr="00037DD9">
-        <rPr>
-          <rFonts ascii="Times New Roman" hAnsi="Times New Roman" cs="Times New Roman"/>
-          <bCs/>
-          <i/>
-          <iCs/>
-          <color val="A6A6A6" themeColor="background1" themeShade="A6"/>
-          <sz val="32"/>
-          <szCs val="32"/>
-        </rPr>
-        <t>avant d’imprimer!!!</t>
-      </r>
-      <r rsidRPr="00037DD9">
-        <rPr>
-          <rFonts ascii="Times New Roman" hAnsi="Times New Roman" cs="Times New Roman"/>
-          <bCs/>
-          <i/>
-          <iCs/>
-          <color val="A6A6A6" themeColor="background1" themeShade="A6"/>
-          <sz val="32"/>
-          <szCs val="32"/>
-        </rPr>
-        <t xml:space="preserve"> </t>
-      </r>
-    </p>
-    <p ns2:paraId="5222EB5E" ns2:textId="1D2E9D57" rsidR="00477DCD" rsidRPr="00037DD9" rsidRDefault="00477DCD" rsidP="00366F6C">
-      <pPr>
-        <pStyle val="Paragraphedeliste"/>
-        <numPr>
-          <ilvl val="0"/>
-          <numId val="7"/>
-        </numPr>
-        <jc val="both"/>
-        <rPr>
-          <rFonts ascii="Times New Roman" hAnsi="Times New Roman" cs="Times New Roman"/>
-          <bCs/>
-          <i/>
-          <iCs/>
-          <color val="A6A6A6" themeColor="background1" themeShade="A6"/>
-          <sz val="32"/>
-          <szCs val="32"/>
-        </rPr>
-      </pPr>
-      <r>
-        <rPr>
-          <rFonts ascii="Times New Roman" hAnsi="Times New Roman" cs="Times New Roman"/>
-          <bCs/>
-          <i/>
-          <iCs/>
-          <color val="A6A6A6" themeColor="background1" themeShade="A6"/>
-          <sz val="32"/>
-          <szCs val="32"/>
-        </rPr>
-        <t>Rappel : imprimer en recto seulement (insérer des pages blanches</t>
-      </r>
-      <r rsidR="001B1370">
-        <rPr>
-          <rFonts ascii="Times New Roman" hAnsi="Times New Roman" cs="Times New Roman"/>
-          <bCs/>
-          <i/>
-          <iCs/>
-          <color val="A6A6A6" themeColor="background1" themeShade="A6"/>
-          <sz val="32"/>
-          <szCs val="32"/>
-        </rPr>
-        <t xml:space="preserve"> au besoin).</t>
-      </r>
-    </p>
-    <p ns2:paraId="0464EB18" ns2:textId="77777777" rsidR="00375D31" rsidRPr="00037DD9" rsidRDefault="00375D31" rsidP="00350A1F">
-      <pPr>
-        <spacing after="180" line="276" lineRule="auto"/>
-        <rPr>
-          <rFonts ascii="Times New Roman" hAnsi="Times New Roman" cs="Times New Roman"/>
-          <b/>
-          <sz val="28"/>
-          <szCs val="28"/>
-        </rPr>
-      </pPr>
-    </p>
-    <p ns2:paraId="426F0426" ns2:textId="0512CC70" rsidR="00EF1D7E" rsidRPr="00037DD9" rsidRDefault="00EF1D7E" rsidP="007F4398">
-      <pPr>
-        <spacing after="160" line="259" lineRule="auto"/>
-        <rPr>
-          <rFonts ascii="Times New Roman" hAnsi="Times New Roman" cs="Times New Roman"/>
-          <b/>
-          <sz val="28"/>
-          <szCs val="28"/>
-        </rPr>
-      </pPr>
-    </p>
-    <sectPr rsidR="00EF1D7E" rsidRPr="00037DD9" rsidSect="00292BA3">
-      <pgSz w="12240" h="15840"/>
-      <pgMar top="1440" right="1800" bottom="1440" left="1800" header="709" footer="130" gutter="0"/>
-      <cols space="708"/>
-      <docGrid linePitch="360"/>
-    </sectPr>
-  </body>
-</document>
+<w:document xmlns:wpc="http://schemas.microsoft.com/office/word/2010/wordprocessingCanvas" xmlns:cx="http://schemas.microsoft.com/office/drawing/2014/chartex" xmlns:cx1="http://schemas.microsoft.com/office/drawing/2015/9/8/chartex" xmlns:cx2="http://schemas.microsoft.com/office/drawing/2015/10/21/chartex" xmlns:cx3="http://schemas.microsoft.com/office/drawing/2016/5/9/chartex" xmlns:cx4="http://schemas.microsoft.com/office/drawing/2016/5/10/chartex" xmlns:cx5="http://schemas.microsoft.com/office/drawing/2016/5/11/chartex" xmlns:cx6="http://schemas.microsoft.com/office/drawing/2016/5/12/chartex" xmlns:cx7="http://schemas.microsoft.com/office/drawing/2016/5/13/chartex" xmlns:cx8="http://schemas.microsoft.com/office/drawing/2016/5/14/chartex" xmlns:mc="http://schemas.openxmlformats.org/markup-compatibility/2006" xmlns:aink="http://schemas.microsoft.com/office/drawing/2016/ink" xmlns:am3d="http://schemas.microsoft.com/office/drawing/2017/model3d" xmlns:o="urn:schemas-microsoft-com:office:office" xmlns:oel="http://schemas.microsoft.com/office/2019/extlst" xmlns:r="http://schemas.openxmlformats.org/officeDocument/2006/relationships" xmlns:m="http://schemas.openxmlformats.org/officeDocument/2006/math" xmlns:v="urn:schemas-microsoft-com:vml" xmlns:wp14="http://schemas.microsoft.com/office/word/2010/wordprocessingDrawing" xmlns:wp="http://schemas.openxmlformats.org/drawingml/2006/wordprocessingDrawing" xmlns:w10="urn:schemas-microsoft-com:office:word" xmlns:w="http://schemas.openxmlformats.org/wordprocessingml/2006/main" xmlns:w14="http://schemas.microsoft.com/office/word/2010/wordml" xmlns:w15="http://schemas.microsoft.com/office/word/2012/wordml" xmlns:w16cex="http://schemas.microsoft.com/office/word/2018/wordml/cex" xmlns:w16cid="http://schemas.microsoft.com/office/word/2016/wordml/cid" xmlns:w16="http://schemas.microsoft.com/office/word/2018/wordml" xmlns:w16du="http://schemas.microsoft.com/office/word/2023/wordml/word16du" xmlns:w16sdtdh="http://schemas.microsoft.com/office/word/2020/wordml/sdtdatahash" xmlns:w16sdtfl="http://schemas.microsoft.com/office/word/2024/wordml/sdtformatlock" xmlns:w16se="http://schemas.microsoft.com/office/word/2015/wordml/symex" xmlns:wpg="http://schemas.microsoft.com/office/word/2010/wordprocessingGroup" xmlns:wpi="http://schemas.microsoft.com/office/word/2010/wordprocessingInk" xmlns:wne="http://schemas.microsoft.com/office/word/2006/wordml" xmlns:wps="http://schemas.microsoft.com/office/word/2010/wordprocessingShape" mc:Ignorable="w14 w15 w16se w16cid w16 w16cex w16sdtdh w16sdtfl w16du wp14">
+  <w:body>
+    <w:p>
+      <w:pPr>
+        <w:jc w:val="center"/>
+        <w:rPr>
+          <w:rFonts w:ascii="Arial Nova" w:hAnsi="Arial Nova" w:cs="Times New Roman"/>
+          <w:b/>
+          <w:sz w:val="24"/>
+          <w:szCs w:val="24"/>
+        </w:rPr>
+      </w:pPr>
+      <w:r>
+        <w:rPr>
+          <w:rFonts w:ascii="Arial Nova" w:hAnsi="Arial Nova" w:cs="Times New Roman"/>
+          <w:b/>
+          <w:sz w:val="24"/>
+          <w:szCs w:val="24"/>
+        </w:rPr>
+        <w:t>ÉTUDE DE PRÉCÉDENTS</w:t>
+      </w:r>
+    </w:p>
+    <w:p>
+      <w:pPr>
+        <w:rPr>
+          <w:rFonts w:ascii="Arial Nova" w:hAnsi="Arial Nova" w:cs="Times New Roman"/>
+          <w:bCs/>
+          <w:sz w:val="28"/>
+          <w:szCs w:val="28"/>
+        </w:rPr>
+      </w:pPr>
+    </w:p>
+    <w:tbl>
+      <w:tblPr>
+        <w:tblStyle w:val="Grilledetableauclaire"/>
+        <w:tblW w:w="8647" w:type="dxa"/>
+        <w:tblBorders>
+          <w:top w:val="none" w:sz="0" w:space="0" w:color="auto"/>
+          <w:left w:val="none" w:sz="0" w:space="0" w:color="auto"/>
+          <w:bottom w:val="none" w:sz="0" w:space="0" w:color="auto"/>
+          <w:right w:val="none" w:sz="0" w:space="0" w:color="auto"/>
+          <w:insideH w:val="none" w:sz="0" w:space="0" w:color="auto"/>
+          <w:insideV w:val="none" w:sz="0" w:space="0" w:color="auto"/>
+        </w:tblBorders>
+        <w:tblLook w:val="04A0" w:firstRow="1" w:lastRow="0" w:firstColumn="1" w:lastColumn="0" w:noHBand="0" w:noVBand="1"/>
+      </w:tblPr>
+      <w:tblGrid>
+        <w:gridCol w:w="4081"/>
+        <w:gridCol w:w="4566"/>
+      </w:tblGrid>
+      <w:tr>
+        <w:tc>
+          <w:tcPr>
+            <w:tcW w:w="4081" w:type="dxa"/>
+          </w:tcPr>
+          <w:p>
+            <w:pPr>
+              <w:spacing w:after="120" w:line="276" w:lineRule="auto"/>
+              <w:rPr>
+                <w:rFonts w:ascii="Arial Nova" w:hAnsi="Arial Nova" w:cs="Times New Roman"/>
+                <w:bCs/>
+                <w:i/>
+                <w:iCs/>
+                <w:sz w:val="24"/>
+                <w:szCs w:val="24"/>
+              </w:rPr>
+            </w:pPr>
+            <w:r>
+              <w:rPr>
+                <w:rFonts w:ascii="Arial Nova" w:hAnsi="Arial Nova" w:cs="Times New Roman"/>
+                <w:bCs/>
+                <w:i/>
+                <w:iCs/>
+                <w:color w:val="A6A6A6" w:themeColor="background1" w:themeShade="A6"/>
+                <w:sz w:val="24"/>
+                <w:szCs w:val="24"/>
+              </w:rPr>
+              <w:t>Placer votre image #</w:t>
+            </w:r>
+            <w:r>
+              <w:rPr>
+                <w:rFonts w:ascii="Arial Nova" w:hAnsi="Arial Nova" w:cs="Times New Roman"/>
+                <w:bCs/>
+                <w:i/>
+                <w:iCs/>
+                <w:color w:val="A6A6A6" w:themeColor="background1" w:themeShade="A6"/>
+                <w:sz w:val="24"/>
+                <w:szCs w:val="24"/>
+              </w:rPr>
+              <w:t>1</w:t>
+            </w:r>
+            <w:r>
+              <w:rPr>
+                <w:rFonts w:ascii="Arial Nova" w:hAnsi="Arial Nova" w:cs="Times New Roman"/>
+                <w:bCs/>
+                <w:i/>
+                <w:iCs/>
+                <w:color w:val="A6A6A6" w:themeColor="background1" w:themeShade="A6"/>
+                <w:sz w:val="24"/>
+                <w:szCs w:val="24"/>
+              </w:rPr>
+              <w:t xml:space="preserve"> ici</w:t>
+            </w:r>
+          </w:p>
+        </w:tc>
+        <w:tc>
+          <w:tcPr>
+            <w:tcW w:w="4566" w:type="dxa"/>
+            <w:vAlign w:val="center"/>
+          </w:tcPr>
+          <w:p>
+            <w:pPr>
+              <w:pStyle w:val="Paragraphedeliste"/>
+              <w:numPr>
+                <w:ilvl w:val="0"/>
+                <w:numId w:val="8"/>
+              </w:numPr>
+              <w:spacing w:after="120" w:line="480" w:lineRule="auto"/>
+              <w:ind w:left="346"/>
+              <w:rPr>
+                <w:rFonts w:ascii="Arial Nova" w:hAnsi="Arial Nova" w:cs="Times New Roman"/>
+                <w:bCs/>
+                <w:szCs w:val="22"/>
+                <w:highlight w:val="yellow"/>
+              </w:rPr>
+            </w:pPr>
+            <w:r>
+              <w:rPr>
+                <w:rFonts w:ascii="Arial Nova" w:hAnsi="Arial Nova" w:cs="Times New Roman"/>
+                <w:bCs/>
+                <w:szCs w:val="22"/>
+              </w:rPr>
+              <w:t xml:space="preserve">Volume surélevé sur pilotis : empreinte au sol minimale, peu d’excavation</w:t>
+            </w:r>
+          </w:p>
+          <w:p>
+            <w:pPr>
+              <w:pStyle w:val="Paragraphedeliste"/>
+              <w:numPr>
+                <w:ilvl w:val="0"/>
+                <w:numId w:val="8"/>
+              </w:numPr>
+              <w:spacing w:after="120" w:line="480" w:lineRule="auto"/>
+              <w:ind w:left="346"/>
+              <w:rPr>
+                <w:rFonts w:ascii="Arial Nova" w:hAnsi="Arial Nova" w:cs="Times New Roman"/>
+                <w:bCs/>
+                <w:szCs w:val="22"/>
+              </w:rPr>
+            </w:pPr>
+            <w:r>
+              <w:rPr>
+                <w:rFonts w:ascii="Arial Nova" w:hAnsi="Arial Nova" w:cs="Times New Roman"/>
+                <w:bCs/>
+                <w:szCs w:val="22"/>
+              </w:rPr>
+              <w:t xml:space="preserve">Terrain boisé en pente conservé sous le bâtiment</w:t>
+            </w:r>
+          </w:p>
+          <w:p>
+            <w:pPr>
+              <w:pStyle w:val="Paragraphedeliste"/>
+              <w:numPr>
+                <w:ilvl w:val="0"/>
+                <w:numId w:val="8"/>
+              </w:numPr>
+              <w:spacing w:after="120" w:line="480" w:lineRule="auto"/>
+              <w:ind w:left="346"/>
+              <w:rPr>
+                <w:rFonts w:ascii="Arial Nova" w:hAnsi="Arial Nova" w:cs="Times New Roman"/>
+                <w:bCs/>
+                <w:szCs w:val="22"/>
+              </w:rPr>
+            </w:pPr>
+            <w:r>
+              <w:rPr>
+                <w:rFonts w:ascii="Arial Nova" w:hAnsi="Arial Nova" w:cs="Times New Roman"/>
+                <w:bCs/>
+                <w:szCs w:val="22"/>
+              </w:rPr>
+              <w:t xml:space="preserve">Espace couvert sous le plancher : abri et rangement extérieur</w:t>
+            </w:r>
+          </w:p>
+          <w:p>
+            <w:pPr>
+              <w:pStyle w:val="Paragraphedeliste"/>
+              <w:numPr>
+                <w:ilvl w:val="0"/>
+                <w:numId w:val="8"/>
+              </w:numPr>
+              <w:spacing w:after="120" w:line="480" w:lineRule="auto"/>
+              <w:ind w:left="346"/>
+              <w:rPr>
+                <w:rFonts w:ascii="Arial Nova" w:hAnsi="Arial Nova" w:cs="Times New Roman"/>
+                <w:bCs/>
+                <w:szCs w:val="22"/>
+              </w:rPr>
+            </w:pPr>
+            <w:r>
+              <w:rPr>
+                <w:rFonts w:ascii="Arial Nova" w:hAnsi="Arial Nova" w:cs="Times New Roman"/>
+                <w:bCs/>
+                <w:szCs w:val="22"/>
+              </w:rPr>
+              <w:t xml:space="preserve">Grande baie vitrée orientée au sud : gain solaire et cadrage du paysage</w:t>
+            </w:r>
+          </w:p>
+          <w:p>
+            <w:pPr>
+              <w:pStyle w:val="Paragraphedeliste"/>
+              <w:numPr>
+                <w:ilvl w:val="0"/>
+                <w:numId w:val="8"/>
+              </w:numPr>
+              <w:spacing w:after="120" w:line="480" w:lineRule="auto"/>
+              <w:ind w:left="346"/>
+              <w:rPr>
+                <w:rFonts w:ascii="Arial Nova" w:hAnsi="Arial Nova" w:cs="Times New Roman"/>
+                <w:bCs/>
+                <w:szCs w:val="22"/>
+              </w:rPr>
+            </w:pPr>
+            <w:r>
+              <w:rPr>
+                <w:rFonts w:ascii="Arial Nova" w:hAnsi="Arial Nova" w:cs="Times New Roman"/>
+                <w:bCs/>
+                <w:szCs w:val="22"/>
+              </w:rPr>
+              <w:t xml:space="preserve">Volumétrie épurée, sans décrochement inutile</w:t>
+            </w:r>
+          </w:p>
+        </w:tc>
+      </w:tr>
+      <w:tr>
+        <w:tc>
+          <w:tcPr>
+            <w:tcW w:w="8647" w:type="dxa"/>
+            <w:gridSpan w:val="2"/>
+            <w:tcBorders>
+              <w:bottom w:val="dotted" w:sz="4" w:space="0" w:color="auto"/>
+            </w:tcBorders>
+          </w:tcPr>
+          <w:p>
+            <w:pPr>
+              <w:spacing w:after="120"/>
+              <w:rPr>
+                <w:rFonts w:ascii="Arial Nova" w:hAnsi="Arial Nova" w:cs="Times New Roman"/>
+                <w:bCs/>
+                <w:sz w:val="20"/>
+              </w:rPr>
+            </w:pPr>
+            <w:r>
+              <w:rPr>
+                <w:rFonts w:ascii="Arial Nova" w:hAnsi="Arial Nova" w:cs="Times New Roman"/>
+                <w:bCs/>
+                <w:sz w:val="20"/>
+              </w:rPr>
+              <w:t xml:space="preserve">Source : www.archdaily.com/1014890/residence-chez-leon-quinzhee-architecture</w:t>
+            </w:r>
+          </w:p>
+        </w:tc>
+      </w:tr>
+      <w:tr>
+        <w:tc>
+          <w:tcPr>
+            <w:tcW w:w="8647" w:type="dxa"/>
+            <w:gridSpan w:val="2"/>
+            <w:tcBorders>
+              <w:top w:val="dotted" w:sz="4" w:space="0" w:color="auto"/>
+            </w:tcBorders>
+          </w:tcPr>
+          <w:p>
+            <w:pPr>
+              <w:spacing w:after="120" w:line="240" w:lineRule="auto"/>
+              <w:rPr>
+                <w:rFonts w:ascii="Arial Nova" w:hAnsi="Arial Nova" w:cs="Times New Roman"/>
+                <w:bCs/>
+                <w:sz w:val="20"/>
+              </w:rPr>
+            </w:pPr>
+          </w:p>
+        </w:tc>
+      </w:tr>
+      <w:tr>
+        <w:tc>
+          <w:tcPr>
+            <w:tcW w:w="4081" w:type="dxa"/>
+          </w:tcPr>
+          <w:p>
+            <w:pPr>
+              <w:spacing w:after="120" w:line="276" w:lineRule="auto"/>
+              <w:rPr>
+                <w:rFonts w:ascii="Arial Nova" w:hAnsi="Arial Nova" w:cs="Times New Roman"/>
+                <w:bCs/>
+                <w:sz w:val="24"/>
+                <w:szCs w:val="24"/>
+              </w:rPr>
+            </w:pPr>
+            <w:r>
+              <w:rPr>
+                <w:rFonts w:ascii="Arial Nova" w:hAnsi="Arial Nova" w:cs="Times New Roman"/>
+                <w:bCs/>
+                <w:i/>
+                <w:iCs/>
+                <w:color w:val="A6A6A6" w:themeColor="background1" w:themeShade="A6"/>
+                <w:sz w:val="24"/>
+                <w:szCs w:val="24"/>
+              </w:rPr>
+              <w:t>Placer votre image #</w:t>
+            </w:r>
+            <w:r>
+              <w:rPr>
+                <w:rFonts w:ascii="Arial Nova" w:hAnsi="Arial Nova" w:cs="Times New Roman"/>
+                <w:bCs/>
+                <w:i/>
+                <w:iCs/>
+                <w:color w:val="A6A6A6" w:themeColor="background1" w:themeShade="A6"/>
+                <w:sz w:val="24"/>
+                <w:szCs w:val="24"/>
+              </w:rPr>
+              <w:t>2</w:t>
+            </w:r>
+            <w:r>
+              <w:rPr>
+                <w:rFonts w:ascii="Arial Nova" w:hAnsi="Arial Nova" w:cs="Times New Roman"/>
+                <w:bCs/>
+                <w:i/>
+                <w:iCs/>
+                <w:color w:val="A6A6A6" w:themeColor="background1" w:themeShade="A6"/>
+                <w:sz w:val="24"/>
+                <w:szCs w:val="24"/>
+              </w:rPr>
+              <w:t xml:space="preserve"> ici</w:t>
+            </w:r>
+          </w:p>
+        </w:tc>
+        <w:tc>
+          <w:tcPr>
+            <w:tcW w:w="4566" w:type="dxa"/>
+            <w:vAlign w:val="center"/>
+          </w:tcPr>
+          <w:p>
+            <w:pPr>
+              <w:pStyle w:val="Paragraphedeliste"/>
+              <w:numPr>
+                <w:ilvl w:val="0"/>
+                <w:numId w:val="8"/>
+              </w:numPr>
+              <w:spacing w:after="120" w:line="480" w:lineRule="auto"/>
+              <w:ind w:left="346"/>
+              <w:rPr>
+                <w:rFonts w:ascii="Arial Nova" w:hAnsi="Arial Nova" w:cs="Times New Roman"/>
+                <w:bCs/>
+                <w:szCs w:val="22"/>
+                <w:highlight w:val="yellow"/>
+              </w:rPr>
+            </w:pPr>
+            <w:r>
+              <w:rPr>
+                <w:rFonts w:ascii="Arial Nova" w:hAnsi="Arial Nova" w:cs="Times New Roman"/>
+                <w:bCs/>
+                <w:szCs w:val="22"/>
+              </w:rPr>
+              <w:t xml:space="preserve">Toiture à deux versants : silhouette simple, la neige se dégage seule</w:t>
+            </w:r>
+          </w:p>
+          <w:p>
+            <w:pPr>
+              <w:pStyle w:val="Paragraphedeliste"/>
+              <w:numPr>
+                <w:ilvl w:val="0"/>
+                <w:numId w:val="8"/>
+              </w:numPr>
+              <w:spacing w:after="120" w:line="480" w:lineRule="auto"/>
+              <w:ind w:left="346"/>
+              <w:rPr>
+                <w:rFonts w:ascii="Arial Nova" w:hAnsi="Arial Nova" w:cs="Times New Roman"/>
+                <w:bCs/>
+                <w:szCs w:val="22"/>
+              </w:rPr>
+            </w:pPr>
+            <w:r>
+              <w:rPr>
+                <w:rFonts w:ascii="Arial Nova" w:hAnsi="Arial Nova" w:cs="Times New Roman"/>
+                <w:bCs/>
+                <w:szCs w:val="22"/>
+              </w:rPr>
+              <w:t xml:space="preserve">Revêtement d’acier profilé noir : entretien minimal, contraste avec le boisé</w:t>
+            </w:r>
+          </w:p>
+          <w:p>
+            <w:pPr>
+              <w:pStyle w:val="Paragraphedeliste"/>
+              <w:numPr>
+                <w:ilvl w:val="0"/>
+                <w:numId w:val="8"/>
+              </w:numPr>
+              <w:spacing w:after="120" w:line="480" w:lineRule="auto"/>
+              <w:ind w:left="346"/>
+              <w:rPr>
+                <w:rFonts w:ascii="Arial Nova" w:hAnsi="Arial Nova" w:cs="Times New Roman"/>
+                <w:bCs/>
+                <w:szCs w:val="22"/>
+              </w:rPr>
+            </w:pPr>
+            <w:r>
+              <w:rPr>
+                <w:rFonts w:ascii="Arial Nova" w:hAnsi="Arial Nova" w:cs="Times New Roman"/>
+                <w:bCs/>
+                <w:szCs w:val="22"/>
+              </w:rPr>
+              <w:t xml:space="preserve">Terrasse de cèdre qui relie les volumes et prolonge l’aire de vie</w:t>
+            </w:r>
+          </w:p>
+          <w:p>
+            <w:pPr>
+              <w:pStyle w:val="Paragraphedeliste"/>
+              <w:numPr>
+                <w:ilvl w:val="0"/>
+                <w:numId w:val="8"/>
+              </w:numPr>
+              <w:spacing w:after="120" w:line="480" w:lineRule="auto"/>
+              <w:ind w:left="346"/>
+              <w:rPr>
+                <w:rFonts w:ascii="Arial Nova" w:hAnsi="Arial Nova" w:cs="Times New Roman"/>
+                <w:bCs/>
+                <w:szCs w:val="22"/>
+              </w:rPr>
+            </w:pPr>
+            <w:r>
+              <w:rPr>
+                <w:rFonts w:ascii="Arial Nova" w:hAnsi="Arial Nova" w:cs="Times New Roman"/>
+                <w:bCs/>
+                <w:szCs w:val="22"/>
+              </w:rPr>
+              <w:t xml:space="preserve">Rapport plein/vide marqué : mur presque aveugle d’un côté, large ouverture de l’autre</w:t>
+            </w:r>
+          </w:p>
+          <w:p>
+            <w:pPr>
+              <w:pStyle w:val="Paragraphedeliste"/>
+              <w:numPr>
+                <w:ilvl w:val="0"/>
+                <w:numId w:val="8"/>
+              </w:numPr>
+              <w:spacing w:after="120" w:line="480" w:lineRule="auto"/>
+              <w:ind w:left="346"/>
+              <w:rPr>
+                <w:rFonts w:ascii="Arial Nova" w:hAnsi="Arial Nova" w:cs="Times New Roman"/>
+                <w:bCs/>
+                <w:szCs w:val="22"/>
+              </w:rPr>
+            </w:pPr>
+            <w:r>
+              <w:rPr>
+                <w:rFonts w:ascii="Arial Nova" w:hAnsi="Arial Nova" w:cs="Times New Roman"/>
+                <w:bCs/>
+                <w:szCs w:val="22"/>
+              </w:rPr>
+              <w:t xml:space="preserve">Palette réduite à deux matériaux : métal sombre et bois clair</w:t>
+            </w:r>
+          </w:p>
+        </w:tc>
+      </w:tr>
+      <w:tr>
+        <w:tc>
+          <w:tcPr>
+            <w:tcW w:w="8647" w:type="dxa"/>
+            <w:gridSpan w:val="2"/>
+            <w:tcBorders>
+              <w:bottom w:val="dotted" w:sz="4" w:space="0" w:color="auto"/>
+            </w:tcBorders>
+          </w:tcPr>
+          <w:p>
+            <w:pPr>
+              <w:spacing w:after="120"/>
+              <w:rPr>
+                <w:rFonts w:ascii="Arial Nova" w:hAnsi="Arial Nova" w:cs="Times New Roman"/>
+                <w:bCs/>
+                <w:sz w:val="20"/>
+              </w:rPr>
+            </w:pPr>
+            <w:r>
+              <w:rPr>
+                <w:rFonts w:ascii="Arial Nova" w:hAnsi="Arial Nova" w:cs="Times New Roman"/>
+                <w:bCs/>
+                <w:sz w:val="20"/>
+              </w:rPr>
+              <w:t xml:space="preserve">Source : www.archdaily.com/915980/grand-pic-chalet-appareil-architecture</w:t>
+            </w:r>
+          </w:p>
+        </w:tc>
+      </w:tr>
+      <w:tr>
+        <w:tc>
+          <w:tcPr>
+            <w:tcW w:w="8647" w:type="dxa"/>
+            <w:gridSpan w:val="2"/>
+            <w:tcBorders>
+              <w:top w:val="dotted" w:sz="4" w:space="0" w:color="auto"/>
+            </w:tcBorders>
+          </w:tcPr>
+          <w:p>
+            <w:pPr>
+              <w:spacing w:after="120" w:line="240" w:lineRule="auto"/>
+              <w:rPr>
+                <w:rFonts w:ascii="Arial Nova" w:hAnsi="Arial Nova" w:cs="Times New Roman"/>
+                <w:bCs/>
+                <w:sz w:val="20"/>
+              </w:rPr>
+            </w:pPr>
+          </w:p>
+        </w:tc>
+      </w:tr>
+      <w:tr>
+        <w:tc>
+          <w:tcPr>
+            <w:tcW w:w="4081" w:type="dxa"/>
+          </w:tcPr>
+          <w:p>
+            <w:pPr>
+              <w:spacing w:after="120" w:line="276" w:lineRule="auto"/>
+              <w:rPr>
+                <w:rFonts w:ascii="Arial Nova" w:hAnsi="Arial Nova" w:cs="Times New Roman"/>
+                <w:bCs/>
+                <w:sz w:val="24"/>
+                <w:szCs w:val="24"/>
+              </w:rPr>
+            </w:pPr>
+            <w:r>
+              <w:rPr>
+                <w:rFonts w:ascii="Arial Nova" w:hAnsi="Arial Nova" w:cs="Times New Roman"/>
+                <w:bCs/>
+                <w:i/>
+                <w:iCs/>
+                <w:color w:val="A6A6A6" w:themeColor="background1" w:themeShade="A6"/>
+                <w:sz w:val="24"/>
+                <w:szCs w:val="24"/>
+              </w:rPr>
+              <w:t>Placer votre image #</w:t>
+            </w:r>
+            <w:r>
+              <w:rPr>
+                <w:rFonts w:ascii="Arial Nova" w:hAnsi="Arial Nova" w:cs="Times New Roman"/>
+                <w:bCs/>
+                <w:i/>
+                <w:iCs/>
+                <w:color w:val="A6A6A6" w:themeColor="background1" w:themeShade="A6"/>
+                <w:sz w:val="24"/>
+                <w:szCs w:val="24"/>
+              </w:rPr>
+              <w:t>3</w:t>
+            </w:r>
+            <w:r>
+              <w:rPr>
+                <w:rFonts w:ascii="Arial Nova" w:hAnsi="Arial Nova" w:cs="Times New Roman"/>
+                <w:bCs/>
+                <w:i/>
+                <w:iCs/>
+                <w:color w:val="A6A6A6" w:themeColor="background1" w:themeShade="A6"/>
+                <w:sz w:val="24"/>
+                <w:szCs w:val="24"/>
+              </w:rPr>
+              <w:t xml:space="preserve"> ici</w:t>
+            </w:r>
+          </w:p>
+        </w:tc>
+        <w:tc>
+          <w:tcPr>
+            <w:tcW w:w="4566" w:type="dxa"/>
+            <w:vAlign w:val="center"/>
+          </w:tcPr>
+          <w:p>
+            <w:pPr>
+              <w:pStyle w:val="Paragraphedeliste"/>
+              <w:numPr>
+                <w:ilvl w:val="0"/>
+                <w:numId w:val="8"/>
+              </w:numPr>
+              <w:spacing w:after="120" w:line="480" w:lineRule="auto"/>
+              <w:ind w:left="346"/>
+              <w:rPr>
+                <w:rFonts w:ascii="Arial Nova" w:hAnsi="Arial Nova" w:cs="Times New Roman"/>
+                <w:bCs/>
+                <w:szCs w:val="22"/>
+                <w:highlight w:val="yellow"/>
+              </w:rPr>
+            </w:pPr>
+            <w:r>
+              <w:rPr>
+                <w:rFonts w:ascii="Arial Nova" w:hAnsi="Arial Nova" w:cs="Times New Roman"/>
+                <w:bCs/>
+                <w:szCs w:val="22"/>
+              </w:rPr>
+              <w:t xml:space="preserve">Micro-refuge quatre saisons : plan compact d’une seule pièce</w:t>
+            </w:r>
+          </w:p>
+          <w:p>
+            <w:pPr>
+              <w:pStyle w:val="Paragraphedeliste"/>
+              <w:numPr>
+                <w:ilvl w:val="0"/>
+                <w:numId w:val="8"/>
+              </w:numPr>
+              <w:spacing w:after="120" w:line="480" w:lineRule="auto"/>
+              <w:ind w:left="346"/>
+              <w:rPr>
+                <w:rFonts w:ascii="Arial Nova" w:hAnsi="Arial Nova" w:cs="Times New Roman"/>
+                <w:bCs/>
+                <w:szCs w:val="22"/>
+              </w:rPr>
+            </w:pPr>
+            <w:r>
+              <w:rPr>
+                <w:rFonts w:ascii="Arial Nova" w:hAnsi="Arial Nova" w:cs="Times New Roman"/>
+                <w:bCs/>
+                <w:szCs w:val="22"/>
+              </w:rPr>
+              <w:t xml:space="preserve">Toiture à très forte pente : la neige glisse d’elle-même</w:t>
+            </w:r>
+          </w:p>
+          <w:p>
+            <w:pPr>
+              <w:pStyle w:val="Paragraphedeliste"/>
+              <w:numPr>
+                <w:ilvl w:val="0"/>
+                <w:numId w:val="8"/>
+              </w:numPr>
+              <w:spacing w:after="120" w:line="480" w:lineRule="auto"/>
+              <w:ind w:left="346"/>
+              <w:rPr>
+                <w:rFonts w:ascii="Arial Nova" w:hAnsi="Arial Nova" w:cs="Times New Roman"/>
+                <w:bCs/>
+                <w:szCs w:val="22"/>
+              </w:rPr>
+            </w:pPr>
+            <w:r>
+              <w:rPr>
+                <w:rFonts w:ascii="Arial Nova" w:hAnsi="Arial Nova" w:cs="Times New Roman"/>
+                <w:bCs/>
+                <w:szCs w:val="22"/>
+              </w:rPr>
+              <w:t xml:space="preserve">Implantation dispersée le long d’un sentier, dans le couvert forestier</w:t>
+            </w:r>
+          </w:p>
+          <w:p>
+            <w:pPr>
+              <w:pStyle w:val="Paragraphedeliste"/>
+              <w:numPr>
+                <w:ilvl w:val="0"/>
+                <w:numId w:val="8"/>
+              </w:numPr>
+              <w:spacing w:after="120" w:line="480" w:lineRule="auto"/>
+              <w:ind w:left="346"/>
+              <w:rPr>
+                <w:rFonts w:ascii="Arial Nova" w:hAnsi="Arial Nova" w:cs="Times New Roman"/>
+                <w:bCs/>
+                <w:szCs w:val="22"/>
+              </w:rPr>
+            </w:pPr>
+            <w:r>
+              <w:rPr>
+                <w:rFonts w:ascii="Arial Nova" w:hAnsi="Arial Nova" w:cs="Times New Roman"/>
+                <w:bCs/>
+                <w:szCs w:val="22"/>
+              </w:rPr>
+              <w:t xml:space="preserve">Ouverture concentrée sur un seul mur pignon, entièrement vitré vers le paysage</w:t>
+            </w:r>
+          </w:p>
+          <w:p>
+            <w:pPr>
+              <w:pStyle w:val="Paragraphedeliste"/>
+              <w:numPr>
+                <w:ilvl w:val="0"/>
+                <w:numId w:val="8"/>
+              </w:numPr>
+              <w:spacing w:after="120" w:line="480" w:lineRule="auto"/>
+              <w:ind w:left="346"/>
+              <w:rPr>
+                <w:rFonts w:ascii="Arial Nova" w:hAnsi="Arial Nova" w:cs="Times New Roman"/>
+                <w:bCs/>
+                <w:szCs w:val="22"/>
+              </w:rPr>
+            </w:pPr>
+            <w:r>
+              <w:rPr>
+                <w:rFonts w:ascii="Arial Nova" w:hAnsi="Arial Nova" w:cs="Times New Roman"/>
+                <w:bCs/>
+                <w:szCs w:val="22"/>
+              </w:rPr>
+              <w:t xml:space="preserve">Vocabulaire nordique dépouillé : aucun ornement, la forme fait tout le travail</w:t>
+            </w:r>
+          </w:p>
+        </w:tc>
+      </w:tr>
+      <w:tr>
+        <w:tc>
+          <w:tcPr>
+            <w:tcW w:w="8647" w:type="dxa"/>
+            <w:gridSpan w:val="2"/>
+            <w:tcBorders>
+              <w:bottom w:val="dotted" w:sz="4" w:space="0" w:color="auto"/>
+            </w:tcBorders>
+          </w:tcPr>
+          <w:p>
+            <w:pPr>
+              <w:spacing w:after="120"/>
+              <w:rPr>
+                <w:rFonts w:ascii="Arial Nova" w:hAnsi="Arial Nova" w:cs="Times New Roman"/>
+                <w:bCs/>
+                <w:sz w:val="20"/>
+              </w:rPr>
+            </w:pPr>
+            <w:r>
+              <w:rPr>
+                <w:rFonts w:ascii="Arial Nova" w:hAnsi="Arial Nova" w:cs="Times New Roman"/>
+                <w:bCs/>
+                <w:sz w:val="20"/>
+              </w:rPr>
+              <w:t xml:space="preserve">Source : www.archdaily.com/993112/farouche-tremblant-atelier-labri</w:t>
+            </w:r>
+          </w:p>
+        </w:tc>
+      </w:tr>
+      <w:tr>
+        <w:tc>
+          <w:tcPr>
+            <w:tcW w:w="8647" w:type="dxa"/>
+            <w:gridSpan w:val="2"/>
+            <w:tcBorders>
+              <w:top w:val="dotted" w:sz="4" w:space="0" w:color="auto"/>
+            </w:tcBorders>
+          </w:tcPr>
+          <w:p>
+            <w:pPr>
+              <w:spacing w:after="120" w:line="240" w:lineRule="auto"/>
+              <w:rPr>
+                <w:rFonts w:ascii="Arial Nova" w:hAnsi="Arial Nova" w:cs="Times New Roman"/>
+                <w:bCs/>
+                <w:sz w:val="20"/>
+              </w:rPr>
+            </w:pPr>
+          </w:p>
+        </w:tc>
+      </w:tr>
+      <w:tr>
+        <w:tc>
+          <w:tcPr>
+            <w:tcW w:w="4081" w:type="dxa"/>
+          </w:tcPr>
+          <w:p>
+            <w:pPr>
+              <w:spacing w:after="120" w:line="276" w:lineRule="auto"/>
+              <w:rPr>
+                <w:rFonts w:ascii="Arial Nova" w:hAnsi="Arial Nova" w:cs="Times New Roman"/>
+                <w:bCs/>
+                <w:sz w:val="24"/>
+                <w:szCs w:val="24"/>
+              </w:rPr>
+            </w:pPr>
+            <w:r>
+              <w:rPr>
+                <w:rFonts w:ascii="Arial Nova" w:hAnsi="Arial Nova" w:cs="Times New Roman"/>
+                <w:bCs/>
+                <w:i/>
+                <w:iCs/>
+                <w:color w:val="A6A6A6" w:themeColor="background1" w:themeShade="A6"/>
+                <w:sz w:val="24"/>
+                <w:szCs w:val="24"/>
+              </w:rPr>
+              <w:t>Placer votre image #</w:t>
+            </w:r>
+            <w:r>
+              <w:rPr>
+                <w:rFonts w:ascii="Arial Nova" w:hAnsi="Arial Nova" w:cs="Times New Roman"/>
+                <w:bCs/>
+                <w:i/>
+                <w:iCs/>
+                <w:color w:val="A6A6A6" w:themeColor="background1" w:themeShade="A6"/>
+                <w:sz w:val="24"/>
+                <w:szCs w:val="24"/>
+              </w:rPr>
+              <w:t>4</w:t>
+            </w:r>
+            <w:r>
+              <w:rPr>
+                <w:rFonts w:ascii="Arial Nova" w:hAnsi="Arial Nova" w:cs="Times New Roman"/>
+                <w:bCs/>
+                <w:i/>
+                <w:iCs/>
+                <w:color w:val="A6A6A6" w:themeColor="background1" w:themeShade="A6"/>
+                <w:sz w:val="24"/>
+                <w:szCs w:val="24"/>
+              </w:rPr>
+              <w:t xml:space="preserve"> ici</w:t>
+            </w:r>
+          </w:p>
+        </w:tc>
+        <w:tc>
+          <w:tcPr>
+            <w:tcW w:w="4566" w:type="dxa"/>
+            <w:vAlign w:val="center"/>
+          </w:tcPr>
+          <w:p>
+            <w:pPr>
+              <w:pStyle w:val="Paragraphedeliste"/>
+              <w:numPr>
+                <w:ilvl w:val="0"/>
+                <w:numId w:val="8"/>
+              </w:numPr>
+              <w:spacing w:after="120" w:line="480" w:lineRule="auto"/>
+              <w:ind w:left="346"/>
+              <w:rPr>
+                <w:rFonts w:ascii="Arial Nova" w:hAnsi="Arial Nova" w:cs="Times New Roman"/>
+                <w:bCs/>
+                <w:szCs w:val="22"/>
+                <w:highlight w:val="yellow"/>
+              </w:rPr>
+            </w:pPr>
+            <w:r>
+              <w:rPr>
+                <w:rFonts w:ascii="Arial Nova" w:hAnsi="Arial Nova" w:cs="Times New Roman"/>
+                <w:bCs/>
+                <w:szCs w:val="22"/>
+              </w:rPr>
+              <w:t xml:space="preserve">Mobilier intégré : banquette, rangements bas, tablettes en continu</w:t>
+            </w:r>
+          </w:p>
+          <w:p>
+            <w:pPr>
+              <w:pStyle w:val="Paragraphedeliste"/>
+              <w:numPr>
+                <w:ilvl w:val="0"/>
+                <w:numId w:val="8"/>
+              </w:numPr>
+              <w:spacing w:after="120" w:line="480" w:lineRule="auto"/>
+              <w:ind w:left="346"/>
+              <w:rPr>
+                <w:rFonts w:ascii="Arial Nova" w:hAnsi="Arial Nova" w:cs="Times New Roman"/>
+                <w:bCs/>
+                <w:szCs w:val="22"/>
+              </w:rPr>
+            </w:pPr>
+            <w:r>
+              <w:rPr>
+                <w:rFonts w:ascii="Arial Nova" w:hAnsi="Arial Nova" w:cs="Times New Roman"/>
+                <w:bCs/>
+                <w:szCs w:val="22"/>
+              </w:rPr>
+              <w:t xml:space="preserve">Terrasse couverte sous le débord de toit : pièce extérieure utilisable par mauvais temps</w:t>
+            </w:r>
+          </w:p>
+          <w:p>
+            <w:pPr>
+              <w:pStyle w:val="Paragraphedeliste"/>
+              <w:numPr>
+                <w:ilvl w:val="0"/>
+                <w:numId w:val="8"/>
+              </w:numPr>
+              <w:spacing w:after="120" w:line="480" w:lineRule="auto"/>
+              <w:ind w:left="346"/>
+              <w:rPr>
+                <w:rFonts w:ascii="Arial Nova" w:hAnsi="Arial Nova" w:cs="Times New Roman"/>
+                <w:bCs/>
+                <w:szCs w:val="22"/>
+              </w:rPr>
+            </w:pPr>
+            <w:r>
+              <w:rPr>
+                <w:rFonts w:ascii="Arial Nova" w:hAnsi="Arial Nova" w:cs="Times New Roman"/>
+                <w:bCs/>
+                <w:szCs w:val="22"/>
+              </w:rPr>
+              <w:t xml:space="preserve">Toiture monopente : volume simple, écoulement d’un seul côté</w:t>
+            </w:r>
+          </w:p>
+          <w:p>
+            <w:pPr>
+              <w:pStyle w:val="Paragraphedeliste"/>
+              <w:numPr>
+                <w:ilvl w:val="0"/>
+                <w:numId w:val="8"/>
+              </w:numPr>
+              <w:spacing w:after="120" w:line="480" w:lineRule="auto"/>
+              <w:ind w:left="346"/>
+              <w:rPr>
+                <w:rFonts w:ascii="Arial Nova" w:hAnsi="Arial Nova" w:cs="Times New Roman"/>
+                <w:bCs/>
+                <w:szCs w:val="22"/>
+              </w:rPr>
+            </w:pPr>
+            <w:r>
+              <w:rPr>
+                <w:rFonts w:ascii="Arial Nova" w:hAnsi="Arial Nova" w:cs="Times New Roman"/>
+                <w:bCs/>
+                <w:szCs w:val="22"/>
+              </w:rPr>
+              <w:t xml:space="preserve">Revêtement métallique clair, sans entretien</w:t>
+            </w:r>
+          </w:p>
+          <w:p>
+            <w:pPr>
+              <w:pStyle w:val="Paragraphedeliste"/>
+              <w:numPr>
+                <w:ilvl w:val="0"/>
+                <w:numId w:val="8"/>
+              </w:numPr>
+              <w:spacing w:after="120" w:line="480" w:lineRule="auto"/>
+              <w:ind w:left="346"/>
+              <w:rPr>
+                <w:rFonts w:ascii="Arial Nova" w:hAnsi="Arial Nova" w:cs="Times New Roman"/>
+                <w:bCs/>
+                <w:szCs w:val="22"/>
+              </w:rPr>
+            </w:pPr>
+            <w:r>
+              <w:rPr>
+                <w:rFonts w:ascii="Arial Nova" w:hAnsi="Arial Nova" w:cs="Times New Roman"/>
+                <w:bCs/>
+                <w:szCs w:val="22"/>
+              </w:rPr>
+              <w:t xml:space="preserve">Fenêtres qui cadrent des vues précises plutôt que d’ouvrir tout le mur</w:t>
+            </w:r>
+          </w:p>
+        </w:tc>
+      </w:tr>
+      <w:tr>
+        <w:tc>
+          <w:tcPr>
+            <w:tcW w:w="8647" w:type="dxa"/>
+            <w:gridSpan w:val="2"/>
+          </w:tcPr>
+          <w:p>
+            <w:pPr>
+              <w:spacing w:after="120"/>
+              <w:rPr>
+                <w:rFonts w:ascii="Arial Nova" w:hAnsi="Arial Nova" w:cs="Times New Roman"/>
+                <w:bCs/>
+                <w:sz w:val="20"/>
+              </w:rPr>
+            </w:pPr>
+            <w:r>
+              <w:rPr>
+                <w:rFonts w:ascii="Arial Nova" w:hAnsi="Arial Nova" w:cs="Times New Roman"/>
+                <w:bCs/>
+                <w:sz w:val="20"/>
+              </w:rPr>
+              <w:t xml:space="preserve">Source : www.archdaily.com/1012890/kanata-cabin-atelier-labri</w:t>
+            </w:r>
+          </w:p>
+        </w:tc>
+      </w:tr>
+    </w:tbl>
+    <w:p>
+      <w:pPr>
+        <w:spacing w:after="120"/>
+        <w:rPr>
+          <w:rFonts w:ascii="Arial Nova" w:hAnsi="Arial Nova" w:cs="Times New Roman"/>
+          <w:bCs/>
+          <w:sz w:val="20"/>
+        </w:rPr>
+      </w:pPr>
+      <w:r>
+        <w:rPr>
+          <w:rFonts w:ascii="Arial Nova" w:hAnsi="Arial Nova" w:cs="Times New Roman"/>
+          <w:bCs/>
+          <w:sz w:val="20"/>
+        </w:rPr>
+        <w:t xml:space="preserve">Nombre de mots : 220</w:t>
+      </w:r>
+    </w:p>
+    <w:p>
+      <w:pPr>
+        <w:spacing w:after="160" w:line="259" w:lineRule="auto"/>
+        <w:rPr>
+          <w:rFonts w:ascii="Times New Roman" w:hAnsi="Times New Roman" w:cs="Times New Roman"/>
+          <w:bCs/>
+          <w:i/>
+          <w:iCs/>
+          <w:color w:val="A6A6A6" w:themeColor="background1" w:themeShade="A6"/>
+          <w:sz w:val="32"/>
+          <w:szCs w:val="32"/>
+          <w:u w:val="single"/>
+        </w:rPr>
+      </w:pPr>
+    </w:p>
+    <w:p>
+      <w:pPr>
+        <w:spacing w:after="160" w:line="259" w:lineRule="auto"/>
+        <w:rPr>
+          <w:rFonts w:ascii="Times New Roman" w:hAnsi="Times New Roman" w:cs="Times New Roman"/>
+          <w:bCs/>
+          <w:i/>
+          <w:iCs/>
+          <w:color w:val="A6A6A6" w:themeColor="background1" w:themeShade="A6"/>
+          <w:sz w:val="32"/>
+          <w:szCs w:val="32"/>
+          <w:u w:val="single"/>
+        </w:rPr>
+      </w:pPr>
+    </w:p>
+    <w:p>
+      <w:pPr>
+        <w:spacing w:after="160" w:line="259" w:lineRule="auto"/>
+        <w:rPr>
+          <w:rFonts w:ascii="Times New Roman" w:hAnsi="Times New Roman" w:cs="Times New Roman"/>
+          <w:bCs/>
+          <w:i/>
+          <w:iCs/>
+          <w:color w:val="A6A6A6" w:themeColor="background1" w:themeShade="A6"/>
+          <w:sz w:val="32"/>
+          <w:szCs w:val="32"/>
+          <w:u w:val="single"/>
+        </w:rPr>
+      </w:pPr>
+      <w:r>
+        <w:rPr>
+          <w:rFonts w:ascii="Times New Roman" w:hAnsi="Times New Roman" w:cs="Times New Roman"/>
+          <w:bCs/>
+          <w:i/>
+          <w:iCs/>
+          <w:color w:val="A6A6A6" w:themeColor="background1" w:themeShade="A6"/>
+          <w:sz w:val="32"/>
+          <w:szCs w:val="32"/>
+          <w:u w:val="single"/>
+        </w:rPr>
+        <w:br w:type="page"/>
+      </w:r>
+    </w:p>
+    <w:p>
+      <w:pPr>
+        <w:jc w:val="both"/>
+        <w:rPr>
+          <w:rFonts w:ascii="Times New Roman" w:hAnsi="Times New Roman" w:cs="Times New Roman"/>
+          <w:bCs/>
+          <w:i/>
+          <w:iCs/>
+          <w:color w:val="A6A6A6" w:themeColor="background1" w:themeShade="A6"/>
+          <w:sz w:val="32"/>
+          <w:szCs w:val="32"/>
+        </w:rPr>
+      </w:pPr>
+      <w:r>
+        <w:rPr>
+          <w:rFonts w:ascii="Times New Roman" w:hAnsi="Times New Roman" w:cs="Times New Roman"/>
+          <w:bCs/>
+          <w:i/>
+          <w:iCs/>
+          <w:color w:val="A6A6A6" w:themeColor="background1" w:themeShade="A6"/>
+          <w:sz w:val="32"/>
+          <w:szCs w:val="32"/>
+          <w:u w:val="single"/>
+        </w:rPr>
+        <w:lastRenderedPageBreak/>
+        <w:t>Instructions</w:t>
+      </w:r>
+      <w:r>
+        <w:rPr>
+          <w:rFonts w:ascii="Times New Roman" w:hAnsi="Times New Roman" w:cs="Times New Roman"/>
+          <w:bCs/>
+          <w:i/>
+          <w:iCs/>
+          <w:color w:val="A6A6A6" w:themeColor="background1" w:themeShade="A6"/>
+          <w:sz w:val="32"/>
+          <w:szCs w:val="32"/>
+        </w:rPr>
+        <w:t xml:space="preserve"> : </w:t>
+      </w:r>
+    </w:p>
+    <w:p>
+      <w:pPr>
+        <w:pStyle w:val="Paragraphedeliste"/>
+        <w:numPr>
+          <w:ilvl w:val="0"/>
+          <w:numId w:val="7"/>
+        </w:numPr>
+        <w:jc w:val="both"/>
+        <w:rPr>
+          <w:rFonts w:ascii="Times New Roman" w:hAnsi="Times New Roman" w:cs="Times New Roman"/>
+          <w:bCs/>
+          <w:i/>
+          <w:iCs/>
+          <w:color w:val="A6A6A6" w:themeColor="background1" w:themeShade="A6"/>
+          <w:sz w:val="32"/>
+          <w:szCs w:val="32"/>
+        </w:rPr>
+      </w:pPr>
+      <w:r>
+        <w:rPr>
+          <w:rFonts w:ascii="Times New Roman" w:hAnsi="Times New Roman" w:cs="Times New Roman"/>
+          <w:bCs/>
+          <w:i/>
+          <w:iCs/>
+          <w:color w:val="A6A6A6" w:themeColor="background1" w:themeShade="A6"/>
+          <w:sz w:val="32"/>
+          <w:szCs w:val="32"/>
+        </w:rPr>
+        <w:t>Vous pouvez personnaliser le gabarit si vous le souhaitez (</w:t>
+      </w:r>
+      <w:r>
+        <w:rPr>
+          <w:rFonts w:ascii="Times New Roman" w:hAnsi="Times New Roman" w:cs="Times New Roman"/>
+          <w:bCs/>
+          <w:i/>
+          <w:iCs/>
+          <w:color w:val="A6A6A6" w:themeColor="background1" w:themeShade="A6"/>
+          <w:sz w:val="32"/>
+          <w:szCs w:val="32"/>
+        </w:rPr>
+        <w:t xml:space="preserve">la </w:t>
+      </w:r>
+      <w:r>
+        <w:rPr>
+          <w:rFonts w:ascii="Times New Roman" w:hAnsi="Times New Roman" w:cs="Times New Roman"/>
+          <w:bCs/>
+          <w:i/>
+          <w:iCs/>
+          <w:color w:val="A6A6A6" w:themeColor="background1" w:themeShade="A6"/>
+          <w:sz w:val="32"/>
+          <w:szCs w:val="32"/>
+        </w:rPr>
+        <w:t>police de text</w:t>
+      </w:r>
+      <w:r>
+        <w:rPr>
+          <w:rFonts w:ascii="Times New Roman" w:hAnsi="Times New Roman" w:cs="Times New Roman"/>
+          <w:bCs/>
+          <w:i/>
+          <w:iCs/>
+          <w:color w:val="A6A6A6" w:themeColor="background1" w:themeShade="A6"/>
+          <w:sz w:val="32"/>
+          <w:szCs w:val="32"/>
+        </w:rPr>
+        <w:t>e, par exemple</w:t>
+      </w:r>
+      <w:r>
+        <w:rPr>
+          <w:rFonts w:ascii="Times New Roman" w:hAnsi="Times New Roman" w:cs="Times New Roman"/>
+          <w:bCs/>
+          <w:i/>
+          <w:iCs/>
+          <w:color w:val="A6A6A6" w:themeColor="background1" w:themeShade="A6"/>
+          <w:sz w:val="32"/>
+          <w:szCs w:val="32"/>
+        </w:rPr>
+        <w:t>)</w:t>
+      </w:r>
+      <w:r>
+        <w:rPr>
+          <w:rFonts w:ascii="Times New Roman" w:hAnsi="Times New Roman" w:cs="Times New Roman"/>
+          <w:bCs/>
+          <w:i/>
+          <w:iCs/>
+          <w:color w:val="A6A6A6" w:themeColor="background1" w:themeShade="A6"/>
+          <w:sz w:val="32"/>
+          <w:szCs w:val="32"/>
+        </w:rPr>
+        <w:t>.</w:t>
+      </w:r>
+    </w:p>
+    <w:p>
+      <w:pPr>
+        <w:pStyle w:val="Paragraphedeliste"/>
+        <w:numPr>
+          <w:ilvl w:val="0"/>
+          <w:numId w:val="7"/>
+        </w:numPr>
+        <w:jc w:val="both"/>
+        <w:rPr>
+          <w:rFonts w:ascii="Times New Roman" w:hAnsi="Times New Roman" w:cs="Times New Roman"/>
+          <w:bCs/>
+          <w:i/>
+          <w:iCs/>
+          <w:color w:val="A6A6A6" w:themeColor="background1" w:themeShade="A6"/>
+          <w:sz w:val="32"/>
+          <w:szCs w:val="32"/>
+        </w:rPr>
+      </w:pPr>
+      <w:r>
+        <w:rPr>
+          <w:rFonts w:ascii="Times New Roman" w:hAnsi="Times New Roman" w:cs="Times New Roman"/>
+          <w:bCs/>
+          <w:i/>
+          <w:iCs/>
+          <w:color w:val="A6A6A6" w:themeColor="background1" w:themeShade="A6"/>
+          <w:sz w:val="32"/>
+          <w:szCs w:val="32"/>
+        </w:rPr>
+        <w:t xml:space="preserve">Soignez la présentation : </w:t>
+      </w:r>
+      <w:r>
+        <w:rPr>
+          <w:rFonts w:ascii="Times New Roman" w:hAnsi="Times New Roman" w:cs="Times New Roman"/>
+          <w:bCs/>
+          <w:i/>
+          <w:iCs/>
+          <w:color w:val="A6A6A6" w:themeColor="background1" w:themeShade="A6"/>
+          <w:sz w:val="32"/>
+          <w:szCs w:val="32"/>
+        </w:rPr>
+        <w:t>les images doivent être de taille similaire, alignées, pas trop petites ni trop grosses</w:t>
+      </w:r>
+      <w:r>
+        <w:rPr>
+          <w:rFonts w:ascii="Times New Roman" w:hAnsi="Times New Roman" w:cs="Times New Roman"/>
+          <w:bCs/>
+          <w:i/>
+          <w:iCs/>
+          <w:color w:val="A6A6A6" w:themeColor="background1" w:themeShade="A6"/>
+          <w:sz w:val="32"/>
+          <w:szCs w:val="32"/>
+        </w:rPr>
+        <w:t xml:space="preserve"> (2 ou 3 par page)</w:t>
+      </w:r>
+      <w:r>
+        <w:rPr>
+          <w:rFonts w:ascii="Times New Roman" w:hAnsi="Times New Roman" w:cs="Times New Roman"/>
+          <w:bCs/>
+          <w:i/>
+          <w:iCs/>
+          <w:color w:val="A6A6A6" w:themeColor="background1" w:themeShade="A6"/>
+          <w:sz w:val="32"/>
+          <w:szCs w:val="32"/>
+        </w:rPr>
+        <w:t>.</w:t>
+      </w:r>
+    </w:p>
+    <w:p>
+      <w:pPr>
+        <w:pStyle w:val="Paragraphedeliste"/>
+        <w:numPr>
+          <w:ilvl w:val="0"/>
+          <w:numId w:val="7"/>
+        </w:numPr>
+        <w:jc w:val="both"/>
+        <w:rPr>
+          <w:rFonts w:ascii="Times New Roman" w:hAnsi="Times New Roman" w:cs="Times New Roman"/>
+          <w:bCs/>
+          <w:i/>
+          <w:iCs/>
+          <w:color w:val="A6A6A6" w:themeColor="background1" w:themeShade="A6"/>
+          <w:sz w:val="32"/>
+          <w:szCs w:val="32"/>
+        </w:rPr>
+      </w:pPr>
+      <w:r>
+        <w:rPr>
+          <w:rFonts w:ascii="Times New Roman" w:hAnsi="Times New Roman" w:cs="Times New Roman"/>
+          <w:bCs/>
+          <w:i/>
+          <w:iCs/>
+          <w:color w:val="A6A6A6" w:themeColor="background1" w:themeShade="A6"/>
+          <w:sz w:val="32"/>
+          <w:szCs w:val="32"/>
+        </w:rPr>
+        <w:t>N</w:t>
+      </w:r>
+      <w:r>
+        <w:rPr>
+          <w:rFonts w:ascii="Times New Roman" w:hAnsi="Times New Roman" w:cs="Times New Roman"/>
+          <w:bCs/>
+          <w:i/>
+          <w:iCs/>
+          <w:color w:val="A6A6A6" w:themeColor="background1" w:themeShade="A6"/>
+          <w:sz w:val="32"/>
+          <w:szCs w:val="32"/>
+        </w:rPr>
+        <w:t xml:space="preserve">’oubliez pas d’effacer tout le texte en gris </w:t>
+      </w:r>
+      <w:r>
+        <w:rPr>
+          <w:rFonts w:ascii="Times New Roman" w:hAnsi="Times New Roman" w:cs="Times New Roman"/>
+          <w:bCs/>
+          <w:i/>
+          <w:iCs/>
+          <w:color w:val="A6A6A6" w:themeColor="background1" w:themeShade="A6"/>
+          <w:sz w:val="32"/>
+          <w:szCs w:val="32"/>
+        </w:rPr>
+        <w:t xml:space="preserve">et d’enlever le surlignage jaune </w:t>
+      </w:r>
+      <w:r>
+        <w:rPr>
+          <w:rFonts w:ascii="Times New Roman" w:hAnsi="Times New Roman" w:cs="Times New Roman"/>
+          <w:bCs/>
+          <w:i/>
+          <w:iCs/>
+          <w:color w:val="A6A6A6" w:themeColor="background1" w:themeShade="A6"/>
+          <w:sz w:val="32"/>
+          <w:szCs w:val="32"/>
+        </w:rPr>
+        <w:t>avant d’imprimer!!!</w:t>
+      </w:r>
+      <w:r>
+        <w:rPr>
+          <w:rFonts w:ascii="Times New Roman" w:hAnsi="Times New Roman" w:cs="Times New Roman"/>
+          <w:bCs/>
+          <w:i/>
+          <w:iCs/>
+          <w:color w:val="A6A6A6" w:themeColor="background1" w:themeShade="A6"/>
+          <w:sz w:val="32"/>
+          <w:szCs w:val="32"/>
+        </w:rPr>
+        <w:t xml:space="preserve"> </w:t>
+      </w:r>
+    </w:p>
+    <w:p>
+      <w:pPr>
+        <w:pStyle w:val="Paragraphedeliste"/>
+        <w:numPr>
+          <w:ilvl w:val="0"/>
+          <w:numId w:val="7"/>
+        </w:numPr>
+        <w:jc w:val="both"/>
+        <w:rPr>
+          <w:rFonts w:ascii="Times New Roman" w:hAnsi="Times New Roman" w:cs="Times New Roman"/>
+          <w:bCs/>
+          <w:i/>
+          <w:iCs/>
+          <w:color w:val="A6A6A6" w:themeColor="background1" w:themeShade="A6"/>
+          <w:sz w:val="32"/>
+          <w:szCs w:val="32"/>
+        </w:rPr>
+      </w:pPr>
+      <w:r>
+        <w:rPr>
+          <w:rFonts w:ascii="Times New Roman" w:hAnsi="Times New Roman" w:cs="Times New Roman"/>
+          <w:bCs/>
+          <w:i/>
+          <w:iCs/>
+          <w:color w:val="A6A6A6" w:themeColor="background1" w:themeShade="A6"/>
+          <w:sz w:val="32"/>
+          <w:szCs w:val="32"/>
+        </w:rPr>
+        <w:t>Rappel : imprimer en recto seulement (insérer des pages blanches</w:t>
+      </w:r>
+      <w:r>
+        <w:rPr>
+          <w:rFonts w:ascii="Times New Roman" w:hAnsi="Times New Roman" w:cs="Times New Roman"/>
+          <w:bCs/>
+          <w:i/>
+          <w:iCs/>
+          <w:color w:val="A6A6A6" w:themeColor="background1" w:themeShade="A6"/>
+          <w:sz w:val="32"/>
+          <w:szCs w:val="32"/>
+        </w:rPr>
+        <w:t xml:space="preserve"> au besoin).</w:t>
+      </w:r>
+    </w:p>
+    <w:p>
+      <w:pPr>
+        <w:spacing w:after="180" w:line="276" w:lineRule="auto"/>
+        <w:rPr>
+          <w:rFonts w:ascii="Times New Roman" w:hAnsi="Times New Roman" w:cs="Times New Roman"/>
+          <w:b/>
+          <w:sz w:val="28"/>
+          <w:szCs w:val="28"/>
+        </w:rPr>
+      </w:pPr>
+    </w:p>
+    <w:p>
+      <w:pPr>
+        <w:spacing w:after="160" w:line="259" w:lineRule="auto"/>
+        <w:rPr>
+          <w:rFonts w:ascii="Times New Roman" w:hAnsi="Times New Roman" w:cs="Times New Roman"/>
+          <w:b/>
+          <w:sz w:val="28"/>
+          <w:szCs w:val="28"/>
+        </w:rPr>
+      </w:pPr>
+    </w:p>
+    <w:sectPr>
+      <w:pgSz w:w="12240" w:h="15840"/>
+      <w:pgMar w:top="1440" w:right="1800" w:bottom="1440" w:left="1800" w:header="709" w:footer="130" w:gutter="0"/>
+      <w:cols w:space="708"/>
+      <w:docGrid w:linePitch="360"/>
+    </w:sectPr>
+  </w:body>
+</w:document>
 </file>
 
 <file path=word/endnotes.xml><?xml version="1.0" encoding="utf-8"?>
